--- a/Equitable Grade Weighting Matrix/Math 2BL Applied Mathematical Modeling Project.docx
+++ b/Equitable Grade Weighting Matrix/Math 2BL Applied Mathematical Modeling Project.docx
@@ -338,7 +338,15 @@
           <w:kern w:val="0"/>
           <w14:ligatures w14:val="none"/>
         </w:rPr>
-        <w:t>Why You Should Care About This Application</w:t>
+        <w:t>Why Care About This Application</w:t>
+      </w:r>
+      <w:r>
+        <w:rPr>
+          <w:rFonts w:ascii="Cambria Math" w:eastAsia="Times New Roman" w:hAnsi="Cambria Math" w:cs="Times New Roman"/>
+          <w:kern w:val="0"/>
+          <w14:ligatures w14:val="none"/>
+        </w:rPr>
+        <w:t>?</w:t>
       </w:r>
     </w:p>
     <w:p>
@@ -388,7 +396,7 @@
           <w:kern w:val="0"/>
           <w14:ligatures w14:val="none"/>
         </w:rPr>
-        <w:t>Step 1: Find and Understand a Real-World Problem You Care About</w:t>
+        <w:t>Step 1: Find and Understand a Real-World Problem</w:t>
       </w:r>
     </w:p>
     <w:p>
@@ -463,7 +471,7 @@
           <w:kern w:val="0"/>
           <w14:ligatures w14:val="none"/>
         </w:rPr>
-        <w:t>Step 2: Mathematize Your Problem</w:t>
+        <w:t>Step 2: Mathematize Problem</w:t>
       </w:r>
     </w:p>
     <w:p>
@@ -563,7 +571,7 @@
           <w:kern w:val="0"/>
           <w14:ligatures w14:val="none"/>
         </w:rPr>
-        <w:t>Step 3: State Your Ideal Mathematical Model of Your Problem</w:t>
+        <w:t>Step 3: State Ideal Mathematical Model of Problem</w:t>
       </w:r>
     </w:p>
     <w:p>
@@ -688,7 +696,7 @@
           <w:kern w:val="0"/>
           <w14:ligatures w14:val="none"/>
         </w:rPr>
-        <w:t>Step 4: Use Mathematics and Computation to Solve Your Ideal Problem</w:t>
+        <w:t>Step 4: Use Mathematics and Computation to Solve Ideal Problem</w:t>
       </w:r>
     </w:p>
     <w:p>
@@ -729,15 +737,13 @@
         <w:rPr>
           <w:rFonts w:ascii="Cambria Math" w:eastAsia="Times New Roman" w:hAnsi="Cambria Math" w:cs="Times New Roman"/>
           <w:kern w:val="0"/>
-          <w:highlight w:val="yellow"/>
-          <w14:ligatures w14:val="none"/>
-        </w:rPr>
-      </w:pPr>
-      <w:r>
-        <w:rPr>
-          <w:rFonts w:ascii="Cambria Math" w:eastAsia="Times New Roman" w:hAnsi="Cambria Math" w:cs="Times New Roman"/>
-          <w:kern w:val="0"/>
-          <w:highlight w:val="yellow"/>
+          <w14:ligatures w14:val="none"/>
+        </w:rPr>
+      </w:pPr>
+      <w:r>
+        <w:rPr>
+          <w:rFonts w:ascii="Cambria Math" w:eastAsia="Times New Roman" w:hAnsi="Cambria Math" w:cs="Times New Roman"/>
+          <w:kern w:val="0"/>
           <w14:ligatures w14:val="none"/>
         </w:rPr>
         <w:t>Computations</w:t>
@@ -765,7 +771,7 @@
           <w:kern w:val="0"/>
           <w14:ligatures w14:val="none"/>
         </w:rPr>
-        <w:t>Step 5: Analyze and Assess Your Ideal Model and Solutions</w:t>
+        <w:t>Step 5: Analyze and Assess Ideal Model and Solutions</w:t>
       </w:r>
     </w:p>
     <w:p>
@@ -790,7 +796,7 @@
           <w:kern w:val="0"/>
           <w14:ligatures w14:val="none"/>
         </w:rPr>
-        <w:t>Results from Our Data</w:t>
+        <w:t>Results from Data</w:t>
       </w:r>
     </w:p>
     <w:p>
@@ -931,18 +937,16 @@
         <w:rPr>
           <w:rFonts w:ascii="Cambria Math" w:eastAsia="Times New Roman" w:hAnsi="Cambria Math" w:cs="Times New Roman"/>
           <w:kern w:val="0"/>
-          <w:highlight w:val="yellow"/>
-          <w14:ligatures w14:val="none"/>
-        </w:rPr>
-      </w:pPr>
-      <w:r>
-        <w:rPr>
-          <w:rFonts w:ascii="Cambria Math" w:eastAsia="Times New Roman" w:hAnsi="Cambria Math" w:cs="Times New Roman"/>
-          <w:kern w:val="0"/>
-          <w:highlight w:val="yellow"/>
-          <w14:ligatures w14:val="none"/>
-        </w:rPr>
-        <w:t>Step 6: Think Critically and Verify Your Work</w:t>
+          <w14:ligatures w14:val="none"/>
+        </w:rPr>
+      </w:pPr>
+      <w:r>
+        <w:rPr>
+          <w:rFonts w:ascii="Cambria Math" w:eastAsia="Times New Roman" w:hAnsi="Cambria Math" w:cs="Times New Roman"/>
+          <w:kern w:val="0"/>
+          <w14:ligatures w14:val="none"/>
+        </w:rPr>
+        <w:t>Step 6: Think Critically and Verify Work</w:t>
       </w:r>
     </w:p>
     <w:p>
@@ -967,7 +971,7 @@
           <w:kern w:val="0"/>
           <w14:ligatures w14:val="none"/>
         </w:rPr>
-        <w:t>How Will You Know When You Have Fully Solved This Problem?</w:t>
+        <w:t>Method to Determine if Problem is Fully Solved</w:t>
       </w:r>
     </w:p>
     <w:p>
@@ -983,18 +987,18 @@
         <w:rPr>
           <w:rFonts w:ascii="Cambria Math" w:eastAsia="Times New Roman" w:hAnsi="Cambria Math" w:cs="Times New Roman"/>
           <w:kern w:val="0"/>
-          <w:highlight w:val="yellow"/>
-          <w14:ligatures w14:val="none"/>
-        </w:rPr>
-      </w:pPr>
-      <w:r>
-        <w:rPr>
-          <w:rFonts w:ascii="Cambria Math" w:eastAsia="Times New Roman" w:hAnsi="Cambria Math" w:cs="Times New Roman"/>
-          <w:kern w:val="0"/>
-          <w:highlight w:val="yellow"/>
-          <w14:ligatures w14:val="none"/>
-        </w:rPr>
-        <w:t>How Will You Verify That Your Model Accurately Describes the Phenomena You Are Studying?</w:t>
+          <w:highlight w:val="green"/>
+          <w14:ligatures w14:val="none"/>
+        </w:rPr>
+      </w:pPr>
+      <w:r>
+        <w:rPr>
+          <w:rFonts w:ascii="Cambria Math" w:eastAsia="Times New Roman" w:hAnsi="Cambria Math" w:cs="Times New Roman"/>
+          <w:kern w:val="0"/>
+          <w:highlight w:val="green"/>
+          <w14:ligatures w14:val="none"/>
+        </w:rPr>
+        <w:t>Verification that Model Accurately Describes Phenomena Being Studied</w:t>
       </w:r>
     </w:p>
     <w:p>
@@ -1019,7 +1023,7 @@
           <w:kern w:val="0"/>
           <w14:ligatures w14:val="none"/>
         </w:rPr>
-        <w:t>What Steps Will You Take So That Your Chosen Modeling and Data Collection Methods Are Reproducible and Replicable?</w:t>
+        <w:t>Steps so Chosen Modeling &amp; Data Collection Methods are Reproducible &amp; Replicable</w:t>
       </w:r>
     </w:p>
     <w:p>
@@ -1044,7 +1048,7 @@
           <w:kern w:val="0"/>
           <w14:ligatures w14:val="none"/>
         </w:rPr>
-        <w:t>Critical Limitations of Our Model</w:t>
+        <w:t>Critical Limitations of Model</w:t>
       </w:r>
     </w:p>
     <w:p>
@@ -1110,18 +1114,18 @@
         <w:rPr>
           <w:rFonts w:ascii="Cambria Math" w:eastAsia="Times New Roman" w:hAnsi="Cambria Math" w:cs="Times New Roman"/>
           <w:kern w:val="0"/>
-          <w:highlight w:val="yellow"/>
-          <w14:ligatures w14:val="none"/>
-        </w:rPr>
-      </w:pPr>
-      <w:r>
-        <w:rPr>
-          <w:rFonts w:ascii="Cambria Math" w:eastAsia="Times New Roman" w:hAnsi="Cambria Math" w:cs="Times New Roman"/>
-          <w:kern w:val="0"/>
-          <w:highlight w:val="yellow"/>
-          <w14:ligatures w14:val="none"/>
-        </w:rPr>
-        <w:t>Step 7: Transfer Your Model to Create Meaningful Real-World Solutions</w:t>
+          <w:highlight w:val="green"/>
+          <w14:ligatures w14:val="none"/>
+        </w:rPr>
+      </w:pPr>
+      <w:r>
+        <w:rPr>
+          <w:rFonts w:ascii="Cambria Math" w:eastAsia="Times New Roman" w:hAnsi="Cambria Math" w:cs="Times New Roman"/>
+          <w:kern w:val="0"/>
+          <w:highlight w:val="green"/>
+          <w14:ligatures w14:val="none"/>
+        </w:rPr>
+        <w:t>Step 7: Transfer Model to Create Meaningful Real-World Solutions</w:t>
       </w:r>
     </w:p>
     <w:p>
@@ -1146,7 +1150,7 @@
           <w:kern w:val="0"/>
           <w14:ligatures w14:val="none"/>
         </w:rPr>
-        <w:t>Step 8: Iterate, Refine, and Extend Your Model as Needed</w:t>
+        <w:t>Step 8: Iterate, Refine, and Extend Model as Needed</w:t>
       </w:r>
     </w:p>
     <w:p>
@@ -1162,13 +1166,15 @@
         <w:rPr>
           <w:rFonts w:ascii="Cambria Math" w:eastAsia="Times New Roman" w:hAnsi="Cambria Math" w:cs="Times New Roman"/>
           <w:kern w:val="0"/>
-          <w14:ligatures w14:val="none"/>
-        </w:rPr>
-      </w:pPr>
-      <w:r>
-        <w:rPr>
-          <w:rFonts w:ascii="Cambria Math" w:eastAsia="Times New Roman" w:hAnsi="Cambria Math" w:cs="Times New Roman"/>
-          <w:kern w:val="0"/>
+          <w:highlight w:val="green"/>
+          <w14:ligatures w14:val="none"/>
+        </w:rPr>
+      </w:pPr>
+      <w:r>
+        <w:rPr>
+          <w:rFonts w:ascii="Cambria Math" w:eastAsia="Times New Roman" w:hAnsi="Cambria Math" w:cs="Times New Roman"/>
+          <w:kern w:val="0"/>
+          <w:highlight w:val="green"/>
           <w14:ligatures w14:val="none"/>
         </w:rPr>
         <w:t>Future Extensions and Improvements</w:t>
@@ -1440,27 +1446,37 @@
           <w:kern w:val="0"/>
           <w14:ligatures w14:val="none"/>
         </w:rPr>
-        <w:t xml:space="preserve">Why </w:t>
-      </w:r>
-      <w:r>
-        <w:rPr>
-          <w:rFonts w:ascii="Cambria Math" w:eastAsia="Times New Roman" w:hAnsi="Cambria Math" w:cs="Times New Roman"/>
-          <w:b/>
-          <w:bCs/>
-          <w:kern w:val="0"/>
-          <w14:ligatures w14:val="none"/>
-        </w:rPr>
-        <w:t>You Should</w:t>
-      </w:r>
-      <w:r>
-        <w:rPr>
-          <w:rFonts w:ascii="Cambria Math" w:eastAsia="Times New Roman" w:hAnsi="Cambria Math" w:cs="Times New Roman"/>
-          <w:b/>
-          <w:bCs/>
-          <w:kern w:val="0"/>
-          <w14:ligatures w14:val="none"/>
-        </w:rPr>
-        <w:t xml:space="preserve"> Care About This Application</w:t>
+        <w:t xml:space="preserve">Why Care About </w:t>
+      </w:r>
+      <w:r>
+        <w:rPr>
+          <w:rFonts w:ascii="Cambria Math" w:eastAsia="Times New Roman" w:hAnsi="Cambria Math" w:cs="Times New Roman"/>
+          <w:b/>
+          <w:bCs/>
+          <w:kern w:val="0"/>
+          <w14:ligatures w14:val="none"/>
+        </w:rPr>
+        <w:t>t</w:t>
+      </w:r>
+      <w:r>
+        <w:rPr>
+          <w:rFonts w:ascii="Cambria Math" w:eastAsia="Times New Roman" w:hAnsi="Cambria Math" w:cs="Times New Roman"/>
+          <w:b/>
+          <w:bCs/>
+          <w:kern w:val="0"/>
+          <w14:ligatures w14:val="none"/>
+        </w:rPr>
+        <w:t>his Application</w:t>
+      </w:r>
+      <w:r>
+        <w:rPr>
+          <w:rFonts w:ascii="Cambria Math" w:eastAsia="Times New Roman" w:hAnsi="Cambria Math" w:cs="Times New Roman"/>
+          <w:b/>
+          <w:bCs/>
+          <w:kern w:val="0"/>
+          <w14:ligatures w14:val="none"/>
+        </w:rPr>
+        <w:t>?</w:t>
       </w:r>
     </w:p>
     <w:p>
@@ -1715,7 +1731,7 @@
           <w:kern w:val="0"/>
           <w14:ligatures w14:val="none"/>
         </w:rPr>
-        <w:t>Step 1: Find and Understand a Real-World Problem You Care About</w:t>
+        <w:t>Step 1: Find and Understand a Real-World Problem</w:t>
       </w:r>
     </w:p>
     <w:p>
@@ -1978,7 +1994,7 @@
           <w14:ligatures w14:val="none"/>
         </w:rPr>
         <w:lastRenderedPageBreak/>
-        <w:t>Step 2: Mathematize Your Problem</w:t>
+        <w:t>Step 2: Mathematize Problem</w:t>
       </w:r>
     </w:p>
     <w:p>
@@ -2279,10 +2295,10 @@
           <w:numId w:val="1"/>
         </w:numPr>
         <w:tabs>
-          <w:tab w:val="num" w:pos="900"/>
-        </w:tabs>
-        <w:spacing w:after="0" w:line="240" w:lineRule="auto"/>
-        <w:ind w:left="900" w:hanging="180"/>
+          <w:tab w:val="num" w:pos="1260"/>
+        </w:tabs>
+        <w:spacing w:after="0" w:line="240" w:lineRule="auto"/>
+        <w:ind w:left="1260" w:hanging="180"/>
         <w:rPr>
           <w:rFonts w:ascii="Cambria Math" w:eastAsia="Times New Roman" w:hAnsi="Cambria Math" w:cs="Times New Roman"/>
           <w:kern w:val="0"/>
@@ -2315,10 +2331,10 @@
           <w:numId w:val="1"/>
         </w:numPr>
         <w:tabs>
-          <w:tab w:val="num" w:pos="900"/>
-        </w:tabs>
-        <w:spacing w:after="0" w:line="240" w:lineRule="auto"/>
-        <w:ind w:left="900" w:hanging="180"/>
+          <w:tab w:val="num" w:pos="1260"/>
+        </w:tabs>
+        <w:spacing w:after="0" w:line="240" w:lineRule="auto"/>
+        <w:ind w:left="1260" w:hanging="180"/>
         <w:rPr>
           <w:rFonts w:ascii="Cambria Math" w:eastAsia="Times New Roman" w:hAnsi="Cambria Math" w:cs="Times New Roman"/>
           <w:kern w:val="0"/>
@@ -2406,10 +2422,10 @@
           <w:numId w:val="1"/>
         </w:numPr>
         <w:tabs>
-          <w:tab w:val="num" w:pos="900"/>
-        </w:tabs>
-        <w:spacing w:after="0" w:line="240" w:lineRule="auto"/>
-        <w:ind w:left="900" w:hanging="180"/>
+          <w:tab w:val="num" w:pos="1260"/>
+        </w:tabs>
+        <w:spacing w:after="0" w:line="240" w:lineRule="auto"/>
+        <w:ind w:left="1260" w:hanging="180"/>
         <w:rPr>
           <w:rFonts w:ascii="Cambria Math" w:eastAsia="Times New Roman" w:hAnsi="Cambria Math" w:cs="Times New Roman"/>
           <w:kern w:val="0"/>
@@ -3313,21 +3329,7 @@
           <w:color w:val="273540"/>
         </w:rPr>
         <w:tab/>
-        <w:t>where</w:t>
-      </w:r>
-      <w:r>
-        <w:rPr>
-          <w:rFonts w:ascii="Cambria Math" w:hAnsi="Cambria Math"/>
-          <w:color w:val="273540"/>
-        </w:rPr>
-        <w:t xml:space="preserve"> </w:t>
-      </w:r>
-      <w:r>
-        <w:rPr>
-          <w:rFonts w:ascii="Cambria Math" w:hAnsi="Cambria Math"/>
-          <w:color w:val="273540"/>
-        </w:rPr>
-        <w:t xml:space="preserve"> </w:t>
+        <w:t xml:space="preserve">where  </w:t>
       </w:r>
       <m:oMath>
         <m:sSub>
@@ -3792,7 +3794,7 @@
           <w14:ligatures w14:val="none"/>
         </w:rPr>
         <w:lastRenderedPageBreak/>
-        <w:t>Step 3: State Your Ideal Mathematical Model of Your Problem</w:t>
+        <w:t>Step 3: State Ideal Mathematical Model of Problem</w:t>
       </w:r>
     </w:p>
     <w:p>
@@ -6914,7 +6916,7 @@
           <w14:ligatures w14:val="none"/>
         </w:rPr>
         <w:lastRenderedPageBreak/>
-        <w:t>Step 4: Use Mathematics and Computation to Solve Your Ideal Problem</w:t>
+        <w:t>Step 4: Use Mathematics and Computation to Solve Ideal Problem</w:t>
       </w:r>
     </w:p>
     <w:p>
@@ -6949,7 +6951,27 @@
           <w:kern w:val="0"/>
           <w14:ligatures w14:val="none"/>
         </w:rPr>
-        <w:t>Context for This Example:</w:t>
+        <w:t xml:space="preserve">Context for </w:t>
+      </w:r>
+      <w:r>
+        <w:rPr>
+          <w:rFonts w:ascii="Cambria Math" w:eastAsia="Times New Roman" w:hAnsi="Cambria Math" w:cs="Times New Roman"/>
+          <w:b/>
+          <w:bCs/>
+          <w:kern w:val="0"/>
+          <w14:ligatures w14:val="none"/>
+        </w:rPr>
+        <w:t>E</w:t>
+      </w:r>
+      <w:r>
+        <w:rPr>
+          <w:rFonts w:ascii="Cambria Math" w:eastAsia="Times New Roman" w:hAnsi="Cambria Math" w:cs="Times New Roman"/>
+          <w:b/>
+          <w:bCs/>
+          <w:kern w:val="0"/>
+          <w14:ligatures w14:val="none"/>
+        </w:rPr>
+        <w:t>xample:</w:t>
       </w:r>
     </w:p>
     <w:p>
@@ -7174,7 +7196,15 @@
           <w:kern w:val="0"/>
           <w14:ligatures w14:val="none"/>
         </w:rPr>
-        <w:t>to calculate the final grades for all students using the assessment-only grade weighting method and the traditional grade weighting method.</w:t>
+        <w:t>to calculate the final grades for all students using the assessment-only grade weigh</w:t>
+      </w:r>
+      <w:r>
+        <w:rPr>
+          <w:rFonts w:ascii="Cambria Math" w:eastAsia="Times New Roman" w:hAnsi="Cambria Math" w:cs="Times New Roman"/>
+          <w:kern w:val="0"/>
+          <w14:ligatures w14:val="none"/>
+        </w:rPr>
+        <w:t>ting method and the traditional grade weighting method.</w:t>
       </w:r>
     </w:p>
     <w:p>
@@ -7202,7 +7232,6 @@
         <w:rPr>
           <w:rFonts w:ascii="Cambria Math" w:eastAsia="Times New Roman" w:hAnsi="Cambria Math" w:cs="Times New Roman"/>
           <w:kern w:val="0"/>
-          <w:highlight w:val="red"/>
           <w14:ligatures w14:val="none"/>
         </w:rPr>
         <w:t>This program can be found at this GitHub link</w:t>
@@ -7211,19 +7240,60 @@
         <w:rPr>
           <w:rFonts w:ascii="Cambria Math" w:eastAsia="Times New Roman" w:hAnsi="Cambria Math" w:cs="Times New Roman"/>
           <w:kern w:val="0"/>
-          <w:highlight w:val="red"/>
           <w14:ligatures w14:val="none"/>
         </w:rPr>
         <w:t>:</w:t>
       </w:r>
-      <w:r>
-        <w:rPr>
-          <w:rFonts w:ascii="Cambria Math" w:eastAsia="Times New Roman" w:hAnsi="Cambria Math" w:cs="Times New Roman"/>
-          <w:kern w:val="0"/>
-          <w14:ligatures w14:val="none"/>
-        </w:rPr>
-        <w:br/>
-      </w:r>
+    </w:p>
+    <w:p>
+      <w:pPr>
+        <w:spacing w:after="0" w:line="240" w:lineRule="auto"/>
+        <w:ind w:left="1800" w:hanging="360"/>
+        <w:rPr>
+          <w:rFonts w:ascii="Cambria Math" w:eastAsia="Times New Roman" w:hAnsi="Cambria Math" w:cs="Times New Roman"/>
+          <w:kern w:val="0"/>
+          <w14:ligatures w14:val="none"/>
+        </w:rPr>
+      </w:pPr>
+      <w:hyperlink r:id="rId7" w:history="1">
+        <w:r>
+          <w:rPr>
+            <w:rStyle w:val="Hyperlink"/>
+            <w:rFonts w:ascii="Cambria Math" w:eastAsia="Times New Roman" w:hAnsi="Cambria Math" w:cs="Times New Roman"/>
+            <w:kern w:val="0"/>
+            <w14:ligatures w14:val="none"/>
+          </w:rPr>
+          <w:t>https://github.com/r-eglash/Adjusted-Learning-Matrix</w:t>
+        </w:r>
+        <w:r>
+          <w:rPr>
+            <w:rStyle w:val="Hyperlink"/>
+            <w:rFonts w:ascii="Cambria Math" w:eastAsia="Times New Roman" w:hAnsi="Cambria Math" w:cs="Times New Roman"/>
+            <w:kern w:val="0"/>
+            <w14:ligatures w14:val="none"/>
+          </w:rPr>
+          <w:t>-</w:t>
+        </w:r>
+        <w:r>
+          <w:rPr>
+            <w:rStyle w:val="Hyperlink"/>
+            <w:rFonts w:ascii="Cambria Math" w:eastAsia="Times New Roman" w:hAnsi="Cambria Math" w:cs="Times New Roman"/>
+            <w:kern w:val="0"/>
+            <w14:ligatures w14:val="none"/>
+          </w:rPr>
+          <w:t>Model/blob/main/EGWM_Program/GradeCalculator.java</w:t>
+        </w:r>
+      </w:hyperlink>
+    </w:p>
+    <w:p>
+      <w:pPr>
+        <w:spacing w:after="0" w:line="240" w:lineRule="auto"/>
+        <w:rPr>
+          <w:rFonts w:ascii="Cambria Math" w:eastAsia="Times New Roman" w:hAnsi="Cambria Math" w:cs="Times New Roman"/>
+          <w:kern w:val="0"/>
+          <w14:ligatures w14:val="none"/>
+        </w:rPr>
+      </w:pPr>
     </w:p>
     <w:p>
       <w:pPr>
@@ -7239,7 +7309,6 @@
         <w:rPr>
           <w:rFonts w:ascii="Cambria Math" w:eastAsia="Times New Roman" w:hAnsi="Cambria Math" w:cs="Times New Roman"/>
           <w:kern w:val="0"/>
-          <w:highlight w:val="red"/>
           <w14:ligatures w14:val="none"/>
         </w:rPr>
         <w:t>The raw data for the assessment-only weighting method and the traditional weighting method can be found here:</w:t>
@@ -7248,6 +7317,61 @@
     <w:p>
       <w:pPr>
         <w:spacing w:after="0" w:line="240" w:lineRule="auto"/>
+        <w:ind w:left="1800" w:hanging="360"/>
+        <w:rPr>
+          <w:rFonts w:ascii="Cambria Math" w:eastAsia="Times New Roman" w:hAnsi="Cambria Math" w:cs="Times New Roman"/>
+          <w:kern w:val="0"/>
+          <w14:ligatures w14:val="none"/>
+        </w:rPr>
+      </w:pPr>
+      <w:hyperlink r:id="rId8" w:history="1">
+        <w:r>
+          <w:rPr>
+            <w:rStyle w:val="Hyperlink"/>
+            <w:rFonts w:ascii="Cambria Math" w:eastAsia="Times New Roman" w:hAnsi="Cambria Math" w:cs="Times New Roman"/>
+            <w:kern w:val="0"/>
+            <w14:ligatures w14:val="none"/>
+          </w:rPr>
+          <w:t>https://github.com/r-eglash/Adjusted-Learning-Matrix-Model/blob/main/EGWM_Program/assessment_only_raw_data.txt</w:t>
+        </w:r>
+      </w:hyperlink>
+    </w:p>
+    <w:p>
+      <w:pPr>
+        <w:spacing w:after="0" w:line="240" w:lineRule="auto"/>
+        <w:ind w:left="1800" w:hanging="360"/>
+        <w:rPr>
+          <w:rFonts w:ascii="Cambria Math" w:eastAsia="Times New Roman" w:hAnsi="Cambria Math" w:cs="Times New Roman"/>
+          <w:kern w:val="0"/>
+          <w14:ligatures w14:val="none"/>
+        </w:rPr>
+      </w:pPr>
+      <w:hyperlink r:id="rId9" w:history="1">
+        <w:r>
+          <w:rPr>
+            <w:rStyle w:val="Hyperlink"/>
+            <w:rFonts w:ascii="Cambria Math" w:eastAsia="Times New Roman" w:hAnsi="Cambria Math" w:cs="Times New Roman"/>
+            <w:kern w:val="0"/>
+            <w14:ligatures w14:val="none"/>
+          </w:rPr>
+          <w:t>https://github.com/r-eglash/Adjusted-Learning-Matrix-Model/blob/main/EGWM_Program/traditional_raw_data.txt</w:t>
+        </w:r>
+      </w:hyperlink>
+    </w:p>
+    <w:p>
+      <w:pPr>
+        <w:spacing w:after="0" w:line="240" w:lineRule="auto"/>
+        <w:ind w:left="720"/>
+        <w:rPr>
+          <w:rFonts w:ascii="Cambria Math" w:eastAsia="Times New Roman" w:hAnsi="Cambria Math" w:cs="Times New Roman"/>
+          <w:kern w:val="0"/>
+          <w14:ligatures w14:val="none"/>
+        </w:rPr>
+      </w:pPr>
+    </w:p>
+    <w:p>
+      <w:pPr>
+        <w:spacing w:after="0" w:line="240" w:lineRule="auto"/>
         <w:outlineLvl w:val="2"/>
         <w:rPr>
           <w:rFonts w:ascii="Cambria Math" w:eastAsia="Times New Roman" w:hAnsi="Cambria Math" w:cs="Times New Roman"/>
@@ -7298,7 +7422,7 @@
           <w14:ligatures w14:val="none"/>
         </w:rPr>
         <w:lastRenderedPageBreak/>
-        <w:t>Step 5: Analyze and Assess Your Ideal Model and Solutions</w:t>
+        <w:t>Step 5: Analyze and Assess Ideal Model and Solutions</w:t>
       </w:r>
     </w:p>
     <w:p>
@@ -7343,48 +7467,48 @@
           <w:kern w:val="0"/>
           <w14:ligatures w14:val="none"/>
         </w:rPr>
+        <w:t>D</w:t>
+      </w:r>
+      <w:r>
+        <w:rPr>
+          <w:rFonts w:ascii="Cambria Math" w:eastAsia="Times New Roman" w:hAnsi="Cambria Math" w:cs="Times New Roman"/>
+          <w:b/>
+          <w:bCs/>
+          <w:kern w:val="0"/>
+          <w14:ligatures w14:val="none"/>
+        </w:rPr>
+        <w:t>ata:</w:t>
+      </w:r>
+    </w:p>
+    <w:p>
+      <w:pPr>
+        <w:spacing w:after="0" w:line="240" w:lineRule="auto"/>
+        <w:ind w:left="720"/>
+        <w:rPr>
+          <w:rFonts w:ascii="Cambria Math" w:eastAsia="Times New Roman" w:hAnsi="Cambria Math" w:cs="Times New Roman"/>
+          <w:kern w:val="0"/>
+          <w14:ligatures w14:val="none"/>
+        </w:rPr>
+      </w:pPr>
+      <w:r>
+        <w:rPr>
+          <w:rFonts w:ascii="Cambria Math" w:eastAsia="Times New Roman" w:hAnsi="Cambria Math" w:cs="Times New Roman"/>
+          <w:kern w:val="0"/>
+          <w14:ligatures w14:val="none"/>
+        </w:rPr>
+        <w:t xml:space="preserve">The results from </w:t>
+      </w:r>
+      <w:r>
+        <w:rPr>
+          <w:rFonts w:ascii="Cambria Math" w:eastAsia="Times New Roman" w:hAnsi="Cambria Math" w:cs="Times New Roman"/>
+          <w:kern w:val="0"/>
+          <w14:ligatures w14:val="none"/>
+        </w:rPr>
         <w:t>the</w:t>
       </w:r>
       <w:r>
         <w:rPr>
           <w:rFonts w:ascii="Cambria Math" w:eastAsia="Times New Roman" w:hAnsi="Cambria Math" w:cs="Times New Roman"/>
-          <w:b/>
-          <w:bCs/>
-          <w:kern w:val="0"/>
-          <w14:ligatures w14:val="none"/>
-        </w:rPr>
-        <w:t xml:space="preserve"> Data:</w:t>
-      </w:r>
-    </w:p>
-    <w:p>
-      <w:pPr>
-        <w:spacing w:after="0" w:line="240" w:lineRule="auto"/>
-        <w:ind w:left="720"/>
-        <w:rPr>
-          <w:rFonts w:ascii="Cambria Math" w:eastAsia="Times New Roman" w:hAnsi="Cambria Math" w:cs="Times New Roman"/>
-          <w:kern w:val="0"/>
-          <w14:ligatures w14:val="none"/>
-        </w:rPr>
-      </w:pPr>
-      <w:r>
-        <w:rPr>
-          <w:rFonts w:ascii="Cambria Math" w:eastAsia="Times New Roman" w:hAnsi="Cambria Math" w:cs="Times New Roman"/>
-          <w:kern w:val="0"/>
-          <w14:ligatures w14:val="none"/>
-        </w:rPr>
-        <w:t xml:space="preserve">The results from </w:t>
-      </w:r>
-      <w:r>
-        <w:rPr>
-          <w:rFonts w:ascii="Cambria Math" w:eastAsia="Times New Roman" w:hAnsi="Cambria Math" w:cs="Times New Roman"/>
-          <w:kern w:val="0"/>
-          <w14:ligatures w14:val="none"/>
-        </w:rPr>
-        <w:t>the</w:t>
-      </w:r>
-      <w:r>
-        <w:rPr>
-          <w:rFonts w:ascii="Cambria Math" w:eastAsia="Times New Roman" w:hAnsi="Cambria Math" w:cs="Times New Roman"/>
           <w:kern w:val="0"/>
           <w14:ligatures w14:val="none"/>
         </w:rPr>
@@ -7433,7 +7557,15 @@
           <w:kern w:val="0"/>
           <w14:ligatures w14:val="none"/>
         </w:rPr>
-        <w:t xml:space="preserve">Our results are also summarized in the pivot tables in Figure </w:t>
+        <w:t>The</w:t>
+      </w:r>
+      <w:r>
+        <w:rPr>
+          <w:rFonts w:ascii="Cambria Math" w:eastAsia="Times New Roman" w:hAnsi="Cambria Math" w:cs="Times New Roman"/>
+          <w:kern w:val="0"/>
+          <w14:ligatures w14:val="none"/>
+        </w:rPr>
+        <w:t xml:space="preserve"> results are also summarized in the pivot tables in Figure </w:t>
       </w:r>
       <w:r>
         <w:rPr>
@@ -7687,18 +7819,46 @@
           <w:kern w:val="0"/>
           <w14:ligatures w14:val="none"/>
         </w:rPr>
-        <w:t>Key Findings:</w:t>
-      </w:r>
-    </w:p>
-    <w:p>
-      <w:pPr>
-        <w:spacing w:after="0" w:line="240" w:lineRule="auto"/>
-        <w:rPr>
-          <w:rFonts w:ascii="Cambria Math" w:eastAsia="Times New Roman" w:hAnsi="Cambria Math" w:cs="Times New Roman"/>
-          <w:kern w:val="0"/>
-          <w14:ligatures w14:val="none"/>
-        </w:rPr>
-      </w:pPr>
+        <w:t>Key Findings</w:t>
+      </w:r>
+      <w:r>
+        <w:rPr>
+          <w:rFonts w:ascii="Cambria Math" w:eastAsia="Times New Roman" w:hAnsi="Cambria Math" w:cs="Times New Roman"/>
+          <w:b/>
+          <w:bCs/>
+          <w:kern w:val="0"/>
+          <w14:ligatures w14:val="none"/>
+        </w:rPr>
+        <w:t xml:space="preserve"> (when switching from assessment-only to traditional grading)</w:t>
+      </w:r>
+      <w:r>
+        <w:rPr>
+          <w:rFonts w:ascii="Cambria Math" w:eastAsia="Times New Roman" w:hAnsi="Cambria Math" w:cs="Times New Roman"/>
+          <w:b/>
+          <w:bCs/>
+          <w:kern w:val="0"/>
+          <w14:ligatures w14:val="none"/>
+        </w:rPr>
+        <w:t>:</w:t>
+      </w:r>
+    </w:p>
+    <w:p>
+      <w:pPr>
+        <w:spacing w:after="0" w:line="240" w:lineRule="auto"/>
+        <w:rPr>
+          <w:rFonts w:ascii="Cambria Math" w:eastAsia="Times New Roman" w:hAnsi="Cambria Math" w:cs="Times New Roman"/>
+          <w:kern w:val="0"/>
+          <w14:ligatures w14:val="none"/>
+        </w:rPr>
+      </w:pPr>
+      <w:r>
+        <w:rPr>
+          <w:rFonts w:ascii="Cambria Math" w:eastAsia="Times New Roman" w:hAnsi="Cambria Math" w:cs="Times New Roman"/>
+          <w:kern w:val="0"/>
+          <w14:ligatures w14:val="none"/>
+        </w:rPr>
+        <w:tab/>
+      </w:r>
     </w:p>
     <w:p>
       <w:pPr>
@@ -7747,7 +7907,7 @@
           <w:kern w:val="0"/>
           <w14:ligatures w14:val="none"/>
         </w:rPr>
-        <w:t>Students without disabilities gained an average of 5.2 points when switching from assessment-only to traditional grading</w:t>
+        <w:t>Students without disabilities gained an average of 5.2 points</w:t>
       </w:r>
     </w:p>
     <w:p>
@@ -8200,6 +8360,17 @@
     <w:p>
       <w:pPr>
         <w:spacing w:after="0" w:line="240" w:lineRule="auto"/>
+        <w:ind w:left="1620"/>
+        <w:rPr>
+          <w:rFonts w:ascii="Cambria Math" w:eastAsia="Times New Roman" w:hAnsi="Cambria Math" w:cs="Times New Roman"/>
+          <w:kern w:val="0"/>
+          <w14:ligatures w14:val="none"/>
+        </w:rPr>
+      </w:pPr>
+    </w:p>
+    <w:p>
+      <w:pPr>
+        <w:spacing w:after="0" w:line="240" w:lineRule="auto"/>
         <w:outlineLvl w:val="2"/>
         <w:rPr>
           <w:rFonts w:ascii="Cambria Math" w:eastAsia="Times New Roman" w:hAnsi="Cambria Math" w:cs="Times New Roman"/>
@@ -8218,7 +8389,7 @@
           <w14:ligatures w14:val="none"/>
         </w:rPr>
         <w:lastRenderedPageBreak/>
-        <w:t>Step 6: Think Critically and Verify Your Work</w:t>
+        <w:t>Step 6: Think Critically and Verify Work</w:t>
       </w:r>
     </w:p>
     <w:p>
@@ -8251,7 +8422,47 @@
           <w:kern w:val="0"/>
           <w14:ligatures w14:val="none"/>
         </w:rPr>
-        <w:t>How Will You Know When You Have Fully Solved This Problem?</w:t>
+        <w:t>Method to Determine if this Problem is</w:t>
+      </w:r>
+      <w:r>
+        <w:rPr>
+          <w:rFonts w:ascii="Cambria Math" w:eastAsia="Times New Roman" w:hAnsi="Cambria Math" w:cs="Times New Roman"/>
+          <w:b/>
+          <w:bCs/>
+          <w:kern w:val="0"/>
+          <w14:ligatures w14:val="none"/>
+        </w:rPr>
+        <w:t xml:space="preserve"> </w:t>
+      </w:r>
+      <w:r>
+        <w:rPr>
+          <w:rFonts w:ascii="Cambria Math" w:eastAsia="Times New Roman" w:hAnsi="Cambria Math" w:cs="Times New Roman"/>
+          <w:b/>
+          <w:bCs/>
+          <w:kern w:val="0"/>
+          <w14:ligatures w14:val="none"/>
+        </w:rPr>
+        <w:t>F</w:t>
+      </w:r>
+      <w:r>
+        <w:rPr>
+          <w:rFonts w:ascii="Cambria Math" w:eastAsia="Times New Roman" w:hAnsi="Cambria Math" w:cs="Times New Roman"/>
+          <w:b/>
+          <w:bCs/>
+          <w:kern w:val="0"/>
+          <w14:ligatures w14:val="none"/>
+        </w:rPr>
+        <w:t xml:space="preserve">ully </w:t>
+      </w:r>
+      <w:r>
+        <w:rPr>
+          <w:rFonts w:ascii="Cambria Math" w:eastAsia="Times New Roman" w:hAnsi="Cambria Math" w:cs="Times New Roman"/>
+          <w:b/>
+          <w:bCs/>
+          <w:kern w:val="0"/>
+          <w14:ligatures w14:val="none"/>
+        </w:rPr>
+        <w:t>Solved</w:t>
       </w:r>
     </w:p>
     <w:p>
@@ -8372,18 +8583,207 @@
           <w:b/>
           <w:bCs/>
           <w:kern w:val="0"/>
-          <w14:ligatures w14:val="none"/>
-        </w:rPr>
-      </w:pPr>
-      <w:r>
-        <w:rPr>
-          <w:rFonts w:ascii="Cambria Math" w:eastAsia="Times New Roman" w:hAnsi="Cambria Math" w:cs="Times New Roman"/>
-          <w:b/>
-          <w:bCs/>
-          <w:kern w:val="0"/>
-          <w14:ligatures w14:val="none"/>
-        </w:rPr>
-        <w:t>How Will You Verify That Your Model Accurately Describes the Phenomena You Are Studying?</w:t>
+          <w:highlight w:val="green"/>
+          <w14:ligatures w14:val="none"/>
+        </w:rPr>
+      </w:pPr>
+      <w:r>
+        <w:rPr>
+          <w:rFonts w:ascii="Cambria Math" w:eastAsia="Times New Roman" w:hAnsi="Cambria Math" w:cs="Times New Roman"/>
+          <w:b/>
+          <w:bCs/>
+          <w:kern w:val="0"/>
+          <w:highlight w:val="green"/>
+          <w14:ligatures w14:val="none"/>
+        </w:rPr>
+        <w:t>Verif</w:t>
+      </w:r>
+      <w:r>
+        <w:rPr>
+          <w:rFonts w:ascii="Cambria Math" w:eastAsia="Times New Roman" w:hAnsi="Cambria Math" w:cs="Times New Roman"/>
+          <w:b/>
+          <w:bCs/>
+          <w:kern w:val="0"/>
+          <w:highlight w:val="green"/>
+          <w14:ligatures w14:val="none"/>
+        </w:rPr>
+        <w:t>ication</w:t>
+      </w:r>
+      <w:r>
+        <w:rPr>
+          <w:rFonts w:ascii="Cambria Math" w:eastAsia="Times New Roman" w:hAnsi="Cambria Math" w:cs="Times New Roman"/>
+          <w:b/>
+          <w:bCs/>
+          <w:kern w:val="0"/>
+          <w:highlight w:val="green"/>
+          <w14:ligatures w14:val="none"/>
+        </w:rPr>
+        <w:t xml:space="preserve"> </w:t>
+      </w:r>
+      <w:r>
+        <w:rPr>
+          <w:rFonts w:ascii="Cambria Math" w:eastAsia="Times New Roman" w:hAnsi="Cambria Math" w:cs="Times New Roman"/>
+          <w:b/>
+          <w:bCs/>
+          <w:kern w:val="0"/>
+          <w:highlight w:val="green"/>
+          <w14:ligatures w14:val="none"/>
+        </w:rPr>
+        <w:t>t</w:t>
+      </w:r>
+      <w:r>
+        <w:rPr>
+          <w:rFonts w:ascii="Cambria Math" w:eastAsia="Times New Roman" w:hAnsi="Cambria Math" w:cs="Times New Roman"/>
+          <w:b/>
+          <w:bCs/>
+          <w:kern w:val="0"/>
+          <w:highlight w:val="green"/>
+          <w14:ligatures w14:val="none"/>
+        </w:rPr>
+        <w:t xml:space="preserve">hat </w:t>
+      </w:r>
+      <w:r>
+        <w:rPr>
+          <w:rFonts w:ascii="Cambria Math" w:eastAsia="Times New Roman" w:hAnsi="Cambria Math" w:cs="Times New Roman"/>
+          <w:b/>
+          <w:bCs/>
+          <w:kern w:val="0"/>
+          <w:highlight w:val="green"/>
+          <w14:ligatures w14:val="none"/>
+        </w:rPr>
+        <w:t>M</w:t>
+      </w:r>
+      <w:r>
+        <w:rPr>
+          <w:rFonts w:ascii="Cambria Math" w:eastAsia="Times New Roman" w:hAnsi="Cambria Math" w:cs="Times New Roman"/>
+          <w:b/>
+          <w:bCs/>
+          <w:kern w:val="0"/>
+          <w:highlight w:val="green"/>
+          <w14:ligatures w14:val="none"/>
+        </w:rPr>
+        <w:t xml:space="preserve">odel </w:t>
+      </w:r>
+      <w:r>
+        <w:rPr>
+          <w:rFonts w:ascii="Cambria Math" w:eastAsia="Times New Roman" w:hAnsi="Cambria Math" w:cs="Times New Roman"/>
+          <w:b/>
+          <w:bCs/>
+          <w:kern w:val="0"/>
+          <w:highlight w:val="green"/>
+          <w14:ligatures w14:val="none"/>
+        </w:rPr>
+        <w:t>A</w:t>
+      </w:r>
+      <w:r>
+        <w:rPr>
+          <w:rFonts w:ascii="Cambria Math" w:eastAsia="Times New Roman" w:hAnsi="Cambria Math" w:cs="Times New Roman"/>
+          <w:b/>
+          <w:bCs/>
+          <w:kern w:val="0"/>
+          <w:highlight w:val="green"/>
+          <w14:ligatures w14:val="none"/>
+        </w:rPr>
+        <w:t xml:space="preserve">ccurately </w:t>
+      </w:r>
+      <w:r>
+        <w:rPr>
+          <w:rFonts w:ascii="Cambria Math" w:eastAsia="Times New Roman" w:hAnsi="Cambria Math" w:cs="Times New Roman"/>
+          <w:b/>
+          <w:bCs/>
+          <w:kern w:val="0"/>
+          <w:highlight w:val="green"/>
+          <w14:ligatures w14:val="none"/>
+        </w:rPr>
+        <w:t>De</w:t>
+      </w:r>
+      <w:r>
+        <w:rPr>
+          <w:rFonts w:ascii="Cambria Math" w:eastAsia="Times New Roman" w:hAnsi="Cambria Math" w:cs="Times New Roman"/>
+          <w:b/>
+          <w:bCs/>
+          <w:kern w:val="0"/>
+          <w:highlight w:val="green"/>
+          <w14:ligatures w14:val="none"/>
+        </w:rPr>
+        <w:t xml:space="preserve">scribes </w:t>
+      </w:r>
+      <w:r>
+        <w:rPr>
+          <w:rFonts w:ascii="Cambria Math" w:eastAsia="Times New Roman" w:hAnsi="Cambria Math" w:cs="Times New Roman"/>
+          <w:b/>
+          <w:bCs/>
+          <w:kern w:val="0"/>
+          <w:highlight w:val="green"/>
+          <w14:ligatures w14:val="none"/>
+        </w:rPr>
+        <w:t>P</w:t>
+      </w:r>
+      <w:r>
+        <w:rPr>
+          <w:rFonts w:ascii="Cambria Math" w:eastAsia="Times New Roman" w:hAnsi="Cambria Math" w:cs="Times New Roman"/>
+          <w:b/>
+          <w:bCs/>
+          <w:kern w:val="0"/>
+          <w:highlight w:val="green"/>
+          <w14:ligatures w14:val="none"/>
+        </w:rPr>
+        <w:t xml:space="preserve">henomena </w:t>
+      </w:r>
+      <w:r>
+        <w:rPr>
+          <w:rFonts w:ascii="Cambria Math" w:eastAsia="Times New Roman" w:hAnsi="Cambria Math" w:cs="Times New Roman"/>
+          <w:b/>
+          <w:bCs/>
+          <w:kern w:val="0"/>
+          <w:highlight w:val="green"/>
+          <w14:ligatures w14:val="none"/>
+        </w:rPr>
+        <w:t>Being</w:t>
+      </w:r>
+      <w:r>
+        <w:rPr>
+          <w:rFonts w:ascii="Cambria Math" w:eastAsia="Times New Roman" w:hAnsi="Cambria Math" w:cs="Times New Roman"/>
+          <w:b/>
+          <w:bCs/>
+          <w:kern w:val="0"/>
+          <w:highlight w:val="green"/>
+          <w14:ligatures w14:val="none"/>
+        </w:rPr>
+        <w:t xml:space="preserve"> </w:t>
+      </w:r>
+      <w:r>
+        <w:rPr>
+          <w:rFonts w:ascii="Cambria Math" w:eastAsia="Times New Roman" w:hAnsi="Cambria Math" w:cs="Times New Roman"/>
+          <w:b/>
+          <w:bCs/>
+          <w:kern w:val="0"/>
+          <w:highlight w:val="green"/>
+          <w14:ligatures w14:val="none"/>
+        </w:rPr>
+        <w:t>S</w:t>
+      </w:r>
+      <w:r>
+        <w:rPr>
+          <w:rFonts w:ascii="Cambria Math" w:eastAsia="Times New Roman" w:hAnsi="Cambria Math" w:cs="Times New Roman"/>
+          <w:b/>
+          <w:bCs/>
+          <w:kern w:val="0"/>
+          <w:highlight w:val="green"/>
+          <w14:ligatures w14:val="none"/>
+        </w:rPr>
+        <w:t>tud</w:t>
+      </w:r>
+      <w:r>
+        <w:rPr>
+          <w:rFonts w:ascii="Cambria Math" w:eastAsia="Times New Roman" w:hAnsi="Cambria Math" w:cs="Times New Roman"/>
+          <w:b/>
+          <w:bCs/>
+          <w:kern w:val="0"/>
+          <w:highlight w:val="green"/>
+          <w14:ligatures w14:val="none"/>
+        </w:rPr>
+        <w:t>ied</w:t>
       </w:r>
     </w:p>
     <w:p>
@@ -8400,7 +8800,7 @@
         <w:rPr>
           <w:rFonts w:ascii="Cambria Math" w:eastAsia="Times New Roman" w:hAnsi="Cambria Math" w:cs="Times New Roman"/>
           <w:kern w:val="0"/>
-          <w:highlight w:val="red"/>
+          <w:highlight w:val="green"/>
           <w14:ligatures w14:val="none"/>
         </w:rPr>
         <w:t>NEED TO DO</w:t>
@@ -8436,7 +8836,197 @@
           <w:kern w:val="0"/>
           <w14:ligatures w14:val="none"/>
         </w:rPr>
-        <w:t>What Steps Will You Take So That Your Chosen Modeling and Data Collection Methods Are Reproducible and Replicable?</w:t>
+        <w:t xml:space="preserve">Steps </w:t>
+      </w:r>
+      <w:r>
+        <w:rPr>
+          <w:rFonts w:ascii="Cambria Math" w:eastAsia="Times New Roman" w:hAnsi="Cambria Math" w:cs="Times New Roman"/>
+          <w:b/>
+          <w:bCs/>
+          <w:kern w:val="0"/>
+          <w14:ligatures w14:val="none"/>
+        </w:rPr>
+        <w:t xml:space="preserve">so </w:t>
+      </w:r>
+      <w:r>
+        <w:rPr>
+          <w:rFonts w:ascii="Cambria Math" w:eastAsia="Times New Roman" w:hAnsi="Cambria Math" w:cs="Times New Roman"/>
+          <w:b/>
+          <w:bCs/>
+          <w:kern w:val="0"/>
+          <w14:ligatures w14:val="none"/>
+        </w:rPr>
+        <w:t>C</w:t>
+      </w:r>
+      <w:r>
+        <w:rPr>
+          <w:rFonts w:ascii="Cambria Math" w:eastAsia="Times New Roman" w:hAnsi="Cambria Math" w:cs="Times New Roman"/>
+          <w:b/>
+          <w:bCs/>
+          <w:kern w:val="0"/>
+          <w14:ligatures w14:val="none"/>
+        </w:rPr>
+        <w:t xml:space="preserve">hosen </w:t>
+      </w:r>
+      <w:r>
+        <w:rPr>
+          <w:rFonts w:ascii="Cambria Math" w:eastAsia="Times New Roman" w:hAnsi="Cambria Math" w:cs="Times New Roman"/>
+          <w:b/>
+          <w:bCs/>
+          <w:kern w:val="0"/>
+          <w14:ligatures w14:val="none"/>
+        </w:rPr>
+        <w:t>M</w:t>
+      </w:r>
+      <w:r>
+        <w:rPr>
+          <w:rFonts w:ascii="Cambria Math" w:eastAsia="Times New Roman" w:hAnsi="Cambria Math" w:cs="Times New Roman"/>
+          <w:b/>
+          <w:bCs/>
+          <w:kern w:val="0"/>
+          <w14:ligatures w14:val="none"/>
+        </w:rPr>
+        <w:t xml:space="preserve">odeling </w:t>
+      </w:r>
+      <w:r>
+        <w:rPr>
+          <w:rFonts w:ascii="Cambria Math" w:eastAsia="Times New Roman" w:hAnsi="Cambria Math" w:cs="Times New Roman"/>
+          <w:b/>
+          <w:bCs/>
+          <w:kern w:val="0"/>
+          <w14:ligatures w14:val="none"/>
+        </w:rPr>
+        <w:t>&amp;</w:t>
+      </w:r>
+      <w:r>
+        <w:rPr>
+          <w:rFonts w:ascii="Cambria Math" w:eastAsia="Times New Roman" w:hAnsi="Cambria Math" w:cs="Times New Roman"/>
+          <w:b/>
+          <w:bCs/>
+          <w:kern w:val="0"/>
+          <w14:ligatures w14:val="none"/>
+        </w:rPr>
+        <w:t xml:space="preserve"> </w:t>
+      </w:r>
+      <w:r>
+        <w:rPr>
+          <w:rFonts w:ascii="Cambria Math" w:eastAsia="Times New Roman" w:hAnsi="Cambria Math" w:cs="Times New Roman"/>
+          <w:b/>
+          <w:bCs/>
+          <w:kern w:val="0"/>
+          <w14:ligatures w14:val="none"/>
+        </w:rPr>
+        <w:t>D</w:t>
+      </w:r>
+      <w:r>
+        <w:rPr>
+          <w:rFonts w:ascii="Cambria Math" w:eastAsia="Times New Roman" w:hAnsi="Cambria Math" w:cs="Times New Roman"/>
+          <w:b/>
+          <w:bCs/>
+          <w:kern w:val="0"/>
+          <w14:ligatures w14:val="none"/>
+        </w:rPr>
+        <w:t xml:space="preserve">ata </w:t>
+      </w:r>
+      <w:r>
+        <w:rPr>
+          <w:rFonts w:ascii="Cambria Math" w:eastAsia="Times New Roman" w:hAnsi="Cambria Math" w:cs="Times New Roman"/>
+          <w:b/>
+          <w:bCs/>
+          <w:kern w:val="0"/>
+          <w14:ligatures w14:val="none"/>
+        </w:rPr>
+        <w:t>C</w:t>
+      </w:r>
+      <w:r>
+        <w:rPr>
+          <w:rFonts w:ascii="Cambria Math" w:eastAsia="Times New Roman" w:hAnsi="Cambria Math" w:cs="Times New Roman"/>
+          <w:b/>
+          <w:bCs/>
+          <w:kern w:val="0"/>
+          <w14:ligatures w14:val="none"/>
+        </w:rPr>
+        <w:t xml:space="preserve">ollection </w:t>
+      </w:r>
+      <w:r>
+        <w:rPr>
+          <w:rFonts w:ascii="Cambria Math" w:eastAsia="Times New Roman" w:hAnsi="Cambria Math" w:cs="Times New Roman"/>
+          <w:b/>
+          <w:bCs/>
+          <w:kern w:val="0"/>
+          <w14:ligatures w14:val="none"/>
+        </w:rPr>
+        <w:t>M</w:t>
+      </w:r>
+      <w:r>
+        <w:rPr>
+          <w:rFonts w:ascii="Cambria Math" w:eastAsia="Times New Roman" w:hAnsi="Cambria Math" w:cs="Times New Roman"/>
+          <w:b/>
+          <w:bCs/>
+          <w:kern w:val="0"/>
+          <w14:ligatures w14:val="none"/>
+        </w:rPr>
+        <w:t xml:space="preserve">ethods </w:t>
+      </w:r>
+      <w:r>
+        <w:rPr>
+          <w:rFonts w:ascii="Cambria Math" w:eastAsia="Times New Roman" w:hAnsi="Cambria Math" w:cs="Times New Roman"/>
+          <w:b/>
+          <w:bCs/>
+          <w:kern w:val="0"/>
+          <w14:ligatures w14:val="none"/>
+        </w:rPr>
+        <w:t>a</w:t>
+      </w:r>
+      <w:r>
+        <w:rPr>
+          <w:rFonts w:ascii="Cambria Math" w:eastAsia="Times New Roman" w:hAnsi="Cambria Math" w:cs="Times New Roman"/>
+          <w:b/>
+          <w:bCs/>
+          <w:kern w:val="0"/>
+          <w14:ligatures w14:val="none"/>
+        </w:rPr>
+        <w:t xml:space="preserve">re </w:t>
+      </w:r>
+      <w:r>
+        <w:rPr>
+          <w:rFonts w:ascii="Cambria Math" w:eastAsia="Times New Roman" w:hAnsi="Cambria Math" w:cs="Times New Roman"/>
+          <w:b/>
+          <w:bCs/>
+          <w:kern w:val="0"/>
+          <w14:ligatures w14:val="none"/>
+        </w:rPr>
+        <w:t>R</w:t>
+      </w:r>
+      <w:r>
+        <w:rPr>
+          <w:rFonts w:ascii="Cambria Math" w:eastAsia="Times New Roman" w:hAnsi="Cambria Math" w:cs="Times New Roman"/>
+          <w:b/>
+          <w:bCs/>
+          <w:kern w:val="0"/>
+          <w14:ligatures w14:val="none"/>
+        </w:rPr>
+        <w:t>eproducible</w:t>
+      </w:r>
+      <w:r>
+        <w:rPr>
+          <w:rFonts w:ascii="Cambria Math" w:eastAsia="Times New Roman" w:hAnsi="Cambria Math" w:cs="Times New Roman"/>
+          <w:b/>
+          <w:bCs/>
+          <w:kern w:val="0"/>
+          <w14:ligatures w14:val="none"/>
+        </w:rPr>
+        <w:t xml:space="preserve"> &amp; R</w:t>
+      </w:r>
+      <w:r>
+        <w:rPr>
+          <w:rFonts w:ascii="Cambria Math" w:eastAsia="Times New Roman" w:hAnsi="Cambria Math" w:cs="Times New Roman"/>
+          <w:b/>
+          <w:bCs/>
+          <w:kern w:val="0"/>
+          <w14:ligatures w14:val="none"/>
+        </w:rPr>
+        <w:t>eplicable</w:t>
       </w:r>
     </w:p>
     <w:p>
@@ -8473,11 +9063,10 @@
           <w:numId w:val="9"/>
         </w:numPr>
         <w:tabs>
-          <w:tab w:val="clear" w:pos="720"/>
           <w:tab w:val="left" w:pos="900"/>
         </w:tabs>
         <w:spacing w:after="0" w:line="240" w:lineRule="auto"/>
-        <w:ind w:left="900" w:hanging="180"/>
+        <w:ind w:hanging="180"/>
         <w:rPr>
           <w:rFonts w:ascii="Cambria Math" w:eastAsia="Times New Roman" w:hAnsi="Cambria Math" w:cs="Times New Roman"/>
           <w:kern w:val="0"/>
@@ -8508,6 +9097,33 @@
         </w:rPr>
         <w:t xml:space="preserve"> complete code on GitHub</w:t>
       </w:r>
+      <w:r>
+        <w:rPr>
+          <w:rFonts w:ascii="Cambria Math" w:eastAsia="Times New Roman" w:hAnsi="Cambria Math" w:cs="Times New Roman"/>
+          <w:kern w:val="0"/>
+          <w14:ligatures w14:val="none"/>
+        </w:rPr>
+        <w:t>:</w:t>
+      </w:r>
+      <w:r>
+        <w:rPr>
+          <w:rFonts w:ascii="Cambria Math" w:eastAsia="Times New Roman" w:hAnsi="Cambria Math" w:cs="Times New Roman"/>
+          <w:kern w:val="0"/>
+          <w14:ligatures w14:val="none"/>
+        </w:rPr>
+        <w:br/>
+      </w:r>
+      <w:hyperlink r:id="rId10" w:history="1">
+        <w:r>
+          <w:rPr>
+            <w:rStyle w:val="Hyperlink"/>
+            <w:rFonts w:ascii="Cambria Math" w:eastAsia="Times New Roman" w:hAnsi="Cambria Math" w:cs="Times New Roman"/>
+            <w:kern w:val="0"/>
+            <w14:ligatures w14:val="none"/>
+          </w:rPr>
+          <w:t>https://github.com/r-eglash/Adjusted-Learning-Matrix-Model/blob/main/EGWM_Program/GradeCalculator.java</w:t>
+        </w:r>
+      </w:hyperlink>
     </w:p>
     <w:p>
       <w:pPr>
@@ -8516,11 +9132,10 @@
           <w:numId w:val="9"/>
         </w:numPr>
         <w:tabs>
-          <w:tab w:val="clear" w:pos="720"/>
           <w:tab w:val="left" w:pos="900"/>
         </w:tabs>
         <w:spacing w:after="0" w:line="240" w:lineRule="auto"/>
-        <w:ind w:left="900" w:hanging="180"/>
+        <w:ind w:hanging="180"/>
         <w:rPr>
           <w:rFonts w:ascii="Cambria Math" w:eastAsia="Times New Roman" w:hAnsi="Cambria Math" w:cs="Times New Roman"/>
           <w:kern w:val="0"/>
@@ -8535,6 +9150,58 @@
         </w:rPr>
         <w:t>Providing raw data in CSV format</w:t>
       </w:r>
+      <w:r>
+        <w:rPr>
+          <w:rFonts w:ascii="Cambria Math" w:eastAsia="Times New Roman" w:hAnsi="Cambria Math" w:cs="Times New Roman"/>
+          <w:kern w:val="0"/>
+          <w14:ligatures w14:val="none"/>
+        </w:rPr>
+        <w:t>:</w:t>
+      </w:r>
+    </w:p>
+    <w:p>
+      <w:pPr>
+        <w:spacing w:after="0" w:line="240" w:lineRule="auto"/>
+        <w:ind w:left="900"/>
+        <w:rPr>
+          <w:rFonts w:ascii="Cambria Math" w:eastAsia="Times New Roman" w:hAnsi="Cambria Math" w:cs="Times New Roman"/>
+          <w:kern w:val="0"/>
+          <w14:ligatures w14:val="none"/>
+        </w:rPr>
+      </w:pPr>
+      <w:hyperlink r:id="rId11" w:history="1">
+        <w:r>
+          <w:rPr>
+            <w:rStyle w:val="Hyperlink"/>
+            <w:rFonts w:ascii="Cambria Math" w:eastAsia="Times New Roman" w:hAnsi="Cambria Math" w:cs="Times New Roman"/>
+            <w:kern w:val="0"/>
+            <w14:ligatures w14:val="none"/>
+          </w:rPr>
+          <w:t>https://github.com/r-eglash/Adjusted-Learning-Matrix-Model/blob/main/EGWM_Program/assessment_only_raw_data.txt</w:t>
+        </w:r>
+      </w:hyperlink>
+    </w:p>
+    <w:p>
+      <w:pPr>
+        <w:spacing w:after="0" w:line="240" w:lineRule="auto"/>
+        <w:ind w:left="900"/>
+        <w:rPr>
+          <w:rFonts w:ascii="Cambria Math" w:eastAsia="Times New Roman" w:hAnsi="Cambria Math" w:cs="Times New Roman"/>
+          <w:kern w:val="0"/>
+          <w14:ligatures w14:val="none"/>
+        </w:rPr>
+      </w:pPr>
+      <w:hyperlink r:id="rId12" w:history="1">
+        <w:r>
+          <w:rPr>
+            <w:rStyle w:val="Hyperlink"/>
+            <w:rFonts w:ascii="Cambria Math" w:eastAsia="Times New Roman" w:hAnsi="Cambria Math" w:cs="Times New Roman"/>
+            <w:kern w:val="0"/>
+            <w14:ligatures w14:val="none"/>
+          </w:rPr>
+          <w:t>https://github.com/r-eglash/Adjusted-Learning-Matrix-Model/blob/main/EGWM_Program/traditional_raw_data.txt</w:t>
+        </w:r>
+      </w:hyperlink>
     </w:p>
     <w:p>
       <w:pPr>
@@ -8543,11 +9210,10 @@
           <w:numId w:val="9"/>
         </w:numPr>
         <w:tabs>
-          <w:tab w:val="clear" w:pos="720"/>
           <w:tab w:val="left" w:pos="900"/>
         </w:tabs>
         <w:spacing w:after="0" w:line="240" w:lineRule="auto"/>
-        <w:ind w:left="900" w:hanging="180"/>
+        <w:ind w:hanging="180"/>
         <w:rPr>
           <w:rFonts w:ascii="Cambria Math" w:eastAsia="Times New Roman" w:hAnsi="Cambria Math" w:cs="Times New Roman"/>
           <w:kern w:val="0"/>
@@ -8561,6 +9227,32 @@
           <w14:ligatures w14:val="none"/>
         </w:rPr>
         <w:t>Documenting all variable definitions and mathematical formulas</w:t>
+      </w:r>
+      <w:r>
+        <w:rPr>
+          <w:rFonts w:ascii="Cambria Math" w:eastAsia="Times New Roman" w:hAnsi="Cambria Math" w:cs="Times New Roman"/>
+          <w:kern w:val="0"/>
+          <w14:ligatures w14:val="none"/>
+        </w:rPr>
+        <w:t xml:space="preserve"> (</w:t>
+      </w:r>
+      <w:r>
+        <w:rPr>
+          <w:rFonts w:ascii="Cambria Math" w:eastAsia="Times New Roman" w:hAnsi="Cambria Math" w:cs="Times New Roman"/>
+          <w:i/>
+          <w:iCs/>
+          <w:kern w:val="0"/>
+          <w14:ligatures w14:val="none"/>
+        </w:rPr>
+        <w:t>see steps 2 &amp; 3</w:t>
+      </w:r>
+      <w:r>
+        <w:rPr>
+          <w:rFonts w:ascii="Cambria Math" w:eastAsia="Times New Roman" w:hAnsi="Cambria Math" w:cs="Times New Roman"/>
+          <w:kern w:val="0"/>
+          <w14:ligatures w14:val="none"/>
+        </w:rPr>
+        <w:t>)</w:t>
       </w:r>
     </w:p>
     <w:p>
@@ -8570,11 +9262,10 @@
           <w:numId w:val="9"/>
         </w:numPr>
         <w:tabs>
-          <w:tab w:val="clear" w:pos="720"/>
           <w:tab w:val="left" w:pos="900"/>
         </w:tabs>
         <w:spacing w:after="0" w:line="240" w:lineRule="auto"/>
-        <w:ind w:left="900" w:hanging="180"/>
+        <w:ind w:hanging="180"/>
         <w:rPr>
           <w:rFonts w:ascii="Cambria Math" w:eastAsia="Times New Roman" w:hAnsi="Cambria Math" w:cs="Times New Roman"/>
           <w:kern w:val="0"/>
@@ -8603,7 +9294,33 @@
           <w:kern w:val="0"/>
           <w14:ligatures w14:val="none"/>
         </w:rPr>
-        <w:t xml:space="preserve"> original data sources (Griffin 2020)</w:t>
+        <w:t xml:space="preserve"> original data sources (Griffin 2020</w:t>
+      </w:r>
+      <w:r>
+        <w:rPr>
+          <w:rFonts w:ascii="Cambria Math" w:eastAsia="Times New Roman" w:hAnsi="Cambria Math" w:cs="Times New Roman"/>
+          <w:kern w:val="0"/>
+          <w14:ligatures w14:val="none"/>
+        </w:rPr>
+        <w:t xml:space="preserve">, </w:t>
+      </w:r>
+      <w:r>
+        <w:rPr>
+          <w:rFonts w:ascii="Cambria Math" w:eastAsia="Times New Roman" w:hAnsi="Cambria Math" w:cs="Times New Roman"/>
+          <w:i/>
+          <w:iCs/>
+          <w:kern w:val="0"/>
+          <w14:ligatures w14:val="none"/>
+        </w:rPr>
+        <w:t>see Sources</w:t>
+      </w:r>
+      <w:r>
+        <w:rPr>
+          <w:rFonts w:ascii="Cambria Math" w:eastAsia="Times New Roman" w:hAnsi="Cambria Math" w:cs="Times New Roman"/>
+          <w:kern w:val="0"/>
+          <w14:ligatures w14:val="none"/>
+        </w:rPr>
+        <w:t>)</w:t>
       </w:r>
     </w:p>
     <w:p>
@@ -8736,7 +9453,7 @@
           <w14:ligatures w14:val="none"/>
         </w:rPr>
         <w:lastRenderedPageBreak/>
-        <w:t>Critical Limitations of Our Model:</w:t>
+        <w:t>Critical Limitations of Model:</w:t>
       </w:r>
     </w:p>
     <w:p>
@@ -9319,61 +10036,55 @@
           <w:b/>
           <w:bCs/>
           <w:kern w:val="0"/>
-          <w14:ligatures w14:val="none"/>
-        </w:rPr>
-      </w:pPr>
-      <w:r>
-        <w:rPr>
-          <w:rFonts w:ascii="Cambria Math" w:eastAsia="Times New Roman" w:hAnsi="Cambria Math" w:cs="Times New Roman"/>
-          <w:b/>
-          <w:bCs/>
-          <w:kern w:val="0"/>
+          <w:highlight w:val="green"/>
+          <w14:ligatures w14:val="none"/>
+        </w:rPr>
+      </w:pPr>
+      <w:r>
+        <w:rPr>
+          <w:rFonts w:ascii="Cambria Math" w:eastAsia="Times New Roman" w:hAnsi="Cambria Math" w:cs="Times New Roman"/>
+          <w:b/>
+          <w:bCs/>
+          <w:kern w:val="0"/>
+          <w:highlight w:val="green"/>
           <w14:ligatures w14:val="none"/>
         </w:rPr>
         <w:lastRenderedPageBreak/>
-        <w:t>Step 7: Transfer Your Model to Create Meaningful Real-World Solutions</w:t>
-      </w:r>
-    </w:p>
-    <w:p>
-      <w:pPr>
-        <w:spacing w:after="0" w:line="240" w:lineRule="auto"/>
-        <w:rPr>
-          <w:rFonts w:ascii="Cambria Math" w:eastAsia="Times New Roman" w:hAnsi="Cambria Math" w:cs="Times New Roman"/>
-          <w:b/>
-          <w:bCs/>
-          <w:kern w:val="0"/>
-          <w14:ligatures w14:val="none"/>
-        </w:rPr>
-      </w:pPr>
-    </w:p>
-    <w:p>
-      <w:pPr>
-        <w:spacing w:after="0" w:line="240" w:lineRule="auto"/>
-        <w:rPr>
-          <w:rFonts w:ascii="Cambria Math" w:eastAsia="Times New Roman" w:hAnsi="Cambria Math" w:cs="Times New Roman"/>
-          <w:kern w:val="0"/>
-          <w14:ligatures w14:val="none"/>
-        </w:rPr>
-      </w:pPr>
-      <w:r>
-        <w:rPr>
-          <w:rFonts w:ascii="Cambria Math" w:eastAsia="Times New Roman" w:hAnsi="Cambria Math" w:cs="Times New Roman"/>
-          <w:b/>
-          <w:bCs/>
-          <w:kern w:val="0"/>
+        <w:t>Step 7: Transfer Model to Create Meaningful Real-World Solutions</w:t>
+      </w:r>
+    </w:p>
+    <w:p>
+      <w:pPr>
+        <w:spacing w:after="0" w:line="240" w:lineRule="auto"/>
+        <w:rPr>
+          <w:rFonts w:ascii="Cambria Math" w:eastAsia="Times New Roman" w:hAnsi="Cambria Math" w:cs="Times New Roman"/>
+          <w:b/>
+          <w:bCs/>
+          <w:kern w:val="0"/>
+          <w:highlight w:val="green"/>
+          <w14:ligatures w14:val="none"/>
+        </w:rPr>
+      </w:pPr>
+    </w:p>
+    <w:p>
+      <w:pPr>
+        <w:spacing w:after="0" w:line="240" w:lineRule="auto"/>
+        <w:rPr>
+          <w:rFonts w:ascii="Cambria Math" w:eastAsia="Times New Roman" w:hAnsi="Cambria Math" w:cs="Times New Roman"/>
+          <w:kern w:val="0"/>
+          <w14:ligatures w14:val="none"/>
+        </w:rPr>
+      </w:pPr>
+      <w:r>
+        <w:rPr>
+          <w:rFonts w:ascii="Cambria Math" w:eastAsia="Times New Roman" w:hAnsi="Cambria Math" w:cs="Times New Roman"/>
+          <w:b/>
+          <w:bCs/>
+          <w:kern w:val="0"/>
+          <w:highlight w:val="green"/>
           <w14:ligatures w14:val="none"/>
         </w:rPr>
         <w:tab/>
-      </w:r>
-      <w:r>
-        <w:rPr>
-          <w:rFonts w:ascii="Cambria Math" w:eastAsia="Times New Roman" w:hAnsi="Cambria Math" w:cs="Times New Roman"/>
-          <w:b/>
-          <w:bCs/>
-          <w:kern w:val="0"/>
-          <w:highlight w:val="red"/>
-          <w14:ligatures w14:val="none"/>
-        </w:rPr>
         <w:t>Need to do</w:t>
       </w:r>
     </w:p>
@@ -9392,6 +10103,7 @@
     </w:p>
     <w:p>
       <w:pPr>
+        <w:spacing w:after="0"/>
         <w:rPr>
           <w:rFonts w:ascii="Cambria Math" w:eastAsia="Times New Roman" w:hAnsi="Cambria Math" w:cs="Times New Roman"/>
           <w:b/>
@@ -9419,7 +10131,7 @@
           <w14:ligatures w14:val="none"/>
         </w:rPr>
         <w:lastRenderedPageBreak/>
-        <w:t>Step 8: Iterate, Refine, and Extend Your Model as Needed</w:t>
+        <w:t>Step 8: Iterate, Refine, and Extend Model as Needed</w:t>
       </w:r>
     </w:p>
     <w:p>
@@ -9474,72 +10186,73 @@
         <w:rPr>
           <w:rFonts w:ascii="Cambria Math" w:eastAsia="Times New Roman" w:hAnsi="Cambria Math" w:cs="Times New Roman"/>
           <w:kern w:val="0"/>
-          <w14:ligatures w14:val="none"/>
-        </w:rPr>
-      </w:pPr>
-      <w:r>
-        <w:rPr>
-          <w:rFonts w:ascii="Cambria Math" w:eastAsia="Times New Roman" w:hAnsi="Cambria Math" w:cs="Times New Roman"/>
-          <w:b/>
-          <w:bCs/>
-          <w:kern w:val="0"/>
-          <w14:ligatures w14:val="none"/>
-        </w:rPr>
-        <w:t>Extension 1: Expand Demographic Analysis</w:t>
-      </w:r>
-    </w:p>
-    <w:p>
-      <w:pPr>
-        <w:numPr>
-          <w:ilvl w:val="0"/>
-          <w:numId w:val="16"/>
-        </w:numPr>
-        <w:tabs>
-          <w:tab w:val="clear" w:pos="720"/>
-          <w:tab w:val="num" w:pos="1620"/>
-        </w:tabs>
-        <w:spacing w:after="0" w:line="240" w:lineRule="auto"/>
-        <w:ind w:left="1620" w:hanging="180"/>
-        <w:rPr>
-          <w:rFonts w:ascii="Cambria Math" w:eastAsia="Times New Roman" w:hAnsi="Cambria Math" w:cs="Times New Roman"/>
-          <w:kern w:val="0"/>
-          <w14:ligatures w14:val="none"/>
-        </w:rPr>
-      </w:pPr>
-      <w:r>
-        <w:rPr>
-          <w:rFonts w:ascii="Cambria Math" w:eastAsia="Times New Roman" w:hAnsi="Cambria Math" w:cs="Times New Roman"/>
-          <w:kern w:val="0"/>
-          <w14:ligatures w14:val="none"/>
-        </w:rPr>
-        <w:t>Examine students at the intersection of multiple marginalized identities (e.g., low-SES Black female students with disabilities)</w:t>
-      </w:r>
-    </w:p>
-    <w:p>
-      <w:pPr>
-        <w:numPr>
-          <w:ilvl w:val="0"/>
-          <w:numId w:val="16"/>
-        </w:numPr>
-        <w:tabs>
-          <w:tab w:val="clear" w:pos="720"/>
-          <w:tab w:val="num" w:pos="1620"/>
-        </w:tabs>
-        <w:spacing w:after="0" w:line="240" w:lineRule="auto"/>
-        <w:ind w:left="1620" w:hanging="180"/>
-        <w:rPr>
-          <w:rFonts w:ascii="Cambria Math" w:eastAsia="Times New Roman" w:hAnsi="Cambria Math" w:cs="Times New Roman"/>
-          <w:kern w:val="0"/>
-          <w14:ligatures w14:val="none"/>
-        </w:rPr>
-      </w:pPr>
-      <w:r>
-        <w:rPr>
-          <w:rFonts w:ascii="Cambria Math" w:eastAsia="Times New Roman" w:hAnsi="Cambria Math" w:cs="Times New Roman"/>
-          <w:kern w:val="0"/>
-          <w14:ligatures w14:val="none"/>
-        </w:rPr>
-        <w:t>Collect more demographic data including self-reported identities</w:t>
+          <w:highlight w:val="yellow"/>
+          <w14:ligatures w14:val="none"/>
+        </w:rPr>
+      </w:pPr>
+      <w:r>
+        <w:rPr>
+          <w:rFonts w:ascii="Cambria Math" w:eastAsia="Times New Roman" w:hAnsi="Cambria Math" w:cs="Times New Roman"/>
+          <w:b/>
+          <w:bCs/>
+          <w:kern w:val="0"/>
+          <w:highlight w:val="yellow"/>
+          <w14:ligatures w14:val="none"/>
+        </w:rPr>
+        <w:t xml:space="preserve">Extension </w:t>
+      </w:r>
+      <w:r>
+        <w:rPr>
+          <w:rFonts w:ascii="Cambria Math" w:eastAsia="Times New Roman" w:hAnsi="Cambria Math" w:cs="Times New Roman"/>
+          <w:b/>
+          <w:bCs/>
+          <w:kern w:val="0"/>
+          <w:highlight w:val="yellow"/>
+          <w14:ligatures w14:val="none"/>
+        </w:rPr>
+        <w:t>1</w:t>
+      </w:r>
+      <w:r>
+        <w:rPr>
+          <w:rFonts w:ascii="Cambria Math" w:eastAsia="Times New Roman" w:hAnsi="Cambria Math" w:cs="Times New Roman"/>
+          <w:b/>
+          <w:bCs/>
+          <w:kern w:val="0"/>
+          <w:highlight w:val="yellow"/>
+          <w14:ligatures w14:val="none"/>
+        </w:rPr>
+        <w:t>: Expand Demographic Analysis</w:t>
+      </w:r>
+      <w:r>
+        <w:rPr>
+          <w:rFonts w:ascii="Cambria Math" w:eastAsia="Times New Roman" w:hAnsi="Cambria Math" w:cs="Times New Roman"/>
+          <w:b/>
+          <w:bCs/>
+          <w:kern w:val="0"/>
+          <w:highlight w:val="yellow"/>
+          <w14:ligatures w14:val="none"/>
+        </w:rPr>
+        <w:t xml:space="preserve"> (can do)</w:t>
+      </w:r>
+    </w:p>
+    <w:p>
+      <w:pPr>
+        <w:spacing w:after="0" w:line="240" w:lineRule="auto"/>
+        <w:ind w:left="1440"/>
+        <w:rPr>
+          <w:rFonts w:ascii="Cambria Math" w:eastAsia="Times New Roman" w:hAnsi="Cambria Math" w:cs="Times New Roman"/>
+          <w:kern w:val="0"/>
+          <w14:ligatures w14:val="none"/>
+        </w:rPr>
+      </w:pPr>
+      <w:r>
+        <w:rPr>
+          <w:rFonts w:ascii="Cambria Math" w:eastAsia="Times New Roman" w:hAnsi="Cambria Math" w:cs="Times New Roman"/>
+          <w:kern w:val="0"/>
+          <w:highlight w:val="yellow"/>
+          <w14:ligatures w14:val="none"/>
+        </w:rPr>
+        <w:t>Examine students at the intersection of multiple marginalized identities (e.g., low-SES Black female students with disabilities).</w:t>
       </w:r>
     </w:p>
     <w:p>
@@ -9561,101 +10274,112 @@
         <w:rPr>
           <w:rFonts w:ascii="Cambria Math" w:eastAsia="Times New Roman" w:hAnsi="Cambria Math" w:cs="Times New Roman"/>
           <w:kern w:val="0"/>
-          <w14:ligatures w14:val="none"/>
-        </w:rPr>
-      </w:pPr>
-      <w:r>
-        <w:rPr>
-          <w:rFonts w:ascii="Cambria Math" w:eastAsia="Times New Roman" w:hAnsi="Cambria Math" w:cs="Times New Roman"/>
-          <w:b/>
-          <w:bCs/>
-          <w:kern w:val="0"/>
-          <w14:ligatures w14:val="none"/>
-        </w:rPr>
-        <w:t>Extension 2: Test Additional Weighting Methods</w:t>
-      </w:r>
-    </w:p>
-    <w:p>
-      <w:pPr>
-        <w:numPr>
-          <w:ilvl w:val="0"/>
-          <w:numId w:val="16"/>
-        </w:numPr>
-        <w:tabs>
-          <w:tab w:val="clear" w:pos="720"/>
-          <w:tab w:val="num" w:pos="1620"/>
-        </w:tabs>
-        <w:spacing w:after="0" w:line="240" w:lineRule="auto"/>
-        <w:ind w:left="1620" w:hanging="180"/>
-        <w:rPr>
-          <w:rFonts w:ascii="Cambria Math" w:eastAsia="Times New Roman" w:hAnsi="Cambria Math" w:cs="Times New Roman"/>
-          <w:kern w:val="0"/>
-          <w14:ligatures w14:val="none"/>
-        </w:rPr>
-      </w:pPr>
-      <w:r>
-        <w:rPr>
-          <w:rFonts w:ascii="Cambria Math" w:eastAsia="Times New Roman" w:hAnsi="Cambria Math" w:cs="Times New Roman"/>
-          <w:kern w:val="0"/>
-          <w14:ligatures w14:val="none"/>
-        </w:rPr>
-        <w:t>Only</w:t>
-      </w:r>
-      <w:r>
-        <w:rPr>
-          <w:rFonts w:ascii="Cambria Math" w:eastAsia="Times New Roman" w:hAnsi="Cambria Math" w:cs="Times New Roman"/>
-          <w:kern w:val="0"/>
-          <w14:ligatures w14:val="none"/>
-        </w:rPr>
-        <w:t xml:space="preserve"> two specific weight configurations</w:t>
-      </w:r>
-      <w:r>
-        <w:rPr>
-          <w:rFonts w:ascii="Cambria Math" w:eastAsia="Times New Roman" w:hAnsi="Cambria Math" w:cs="Times New Roman"/>
-          <w:kern w:val="0"/>
-          <w14:ligatures w14:val="none"/>
-        </w:rPr>
-        <w:t xml:space="preserve"> were compared</w:t>
-      </w:r>
-    </w:p>
-    <w:p>
-      <w:pPr>
-        <w:numPr>
-          <w:ilvl w:val="0"/>
-          <w:numId w:val="16"/>
-        </w:numPr>
-        <w:tabs>
-          <w:tab w:val="clear" w:pos="720"/>
-          <w:tab w:val="num" w:pos="1620"/>
-        </w:tabs>
-        <w:spacing w:after="0" w:line="240" w:lineRule="auto"/>
-        <w:ind w:left="1620" w:hanging="180"/>
-        <w:rPr>
-          <w:rFonts w:ascii="Cambria Math" w:eastAsia="Times New Roman" w:hAnsi="Cambria Math" w:cs="Times New Roman"/>
-          <w:kern w:val="0"/>
-          <w14:ligatures w14:val="none"/>
-        </w:rPr>
-      </w:pPr>
-      <w:r>
-        <w:rPr>
-          <w:rFonts w:ascii="Cambria Math" w:eastAsia="Times New Roman" w:hAnsi="Cambria Math" w:cs="Times New Roman"/>
-          <w:kern w:val="0"/>
-          <w14:ligatures w14:val="none"/>
-        </w:rPr>
-        <w:t>Future work could test a range of weights to find optimal equity-maximizing configurations</w:t>
-      </w:r>
-    </w:p>
-    <w:p>
-      <w:pPr>
-        <w:spacing w:after="0" w:line="240" w:lineRule="auto"/>
-        <w:rPr>
-          <w:rFonts w:ascii="Cambria Math" w:eastAsia="Times New Roman" w:hAnsi="Cambria Math" w:cs="Times New Roman"/>
-          <w:b/>
-          <w:bCs/>
-          <w:kern w:val="0"/>
-          <w14:ligatures w14:val="none"/>
-        </w:rPr>
-      </w:pPr>
+          <w:highlight w:val="yellow"/>
+          <w14:ligatures w14:val="none"/>
+        </w:rPr>
+      </w:pPr>
+      <w:r>
+        <w:rPr>
+          <w:rFonts w:ascii="Cambria Math" w:eastAsia="Times New Roman" w:hAnsi="Cambria Math" w:cs="Times New Roman"/>
+          <w:b/>
+          <w:bCs/>
+          <w:kern w:val="0"/>
+          <w:highlight w:val="yellow"/>
+          <w14:ligatures w14:val="none"/>
+        </w:rPr>
+        <w:t xml:space="preserve">Extension </w:t>
+      </w:r>
+      <w:r>
+        <w:rPr>
+          <w:rFonts w:ascii="Cambria Math" w:eastAsia="Times New Roman" w:hAnsi="Cambria Math" w:cs="Times New Roman"/>
+          <w:b/>
+          <w:bCs/>
+          <w:kern w:val="0"/>
+          <w:highlight w:val="yellow"/>
+          <w14:ligatures w14:val="none"/>
+        </w:rPr>
+        <w:t>2</w:t>
+      </w:r>
+      <w:r>
+        <w:rPr>
+          <w:rFonts w:ascii="Cambria Math" w:eastAsia="Times New Roman" w:hAnsi="Cambria Math" w:cs="Times New Roman"/>
+          <w:b/>
+          <w:bCs/>
+          <w:kern w:val="0"/>
+          <w:highlight w:val="yellow"/>
+          <w14:ligatures w14:val="none"/>
+        </w:rPr>
+        <w:t>: Test Additional Weighting Methods</w:t>
+      </w:r>
+      <w:r>
+        <w:rPr>
+          <w:rFonts w:ascii="Cambria Math" w:eastAsia="Times New Roman" w:hAnsi="Cambria Math" w:cs="Times New Roman"/>
+          <w:b/>
+          <w:bCs/>
+          <w:kern w:val="0"/>
+          <w:highlight w:val="yellow"/>
+          <w14:ligatures w14:val="none"/>
+        </w:rPr>
+        <w:t xml:space="preserve"> </w:t>
+      </w:r>
+      <w:r>
+        <w:rPr>
+          <w:rFonts w:ascii="Cambria Math" w:eastAsia="Times New Roman" w:hAnsi="Cambria Math" w:cs="Times New Roman"/>
+          <w:b/>
+          <w:bCs/>
+          <w:kern w:val="0"/>
+          <w:highlight w:val="yellow"/>
+          <w14:ligatures w14:val="none"/>
+        </w:rPr>
+        <w:t>(can do)</w:t>
+      </w:r>
+    </w:p>
+    <w:p>
+      <w:pPr>
+        <w:spacing w:after="0" w:line="240" w:lineRule="auto"/>
+        <w:ind w:left="1440"/>
+        <w:rPr>
+          <w:rFonts w:ascii="Cambria Math" w:eastAsia="Times New Roman" w:hAnsi="Cambria Math" w:cs="Times New Roman"/>
+          <w:kern w:val="0"/>
+          <w14:ligatures w14:val="none"/>
+        </w:rPr>
+      </w:pPr>
+      <w:r>
+        <w:rPr>
+          <w:rFonts w:ascii="Cambria Math" w:eastAsia="Times New Roman" w:hAnsi="Cambria Math" w:cs="Times New Roman"/>
+          <w:kern w:val="0"/>
+          <w:highlight w:val="yellow"/>
+          <w14:ligatures w14:val="none"/>
+        </w:rPr>
+        <w:t>Only two specific weight configurations were compared</w:t>
+      </w:r>
+      <w:r>
+        <w:rPr>
+          <w:rFonts w:ascii="Cambria Math" w:eastAsia="Times New Roman" w:hAnsi="Cambria Math" w:cs="Times New Roman"/>
+          <w:kern w:val="0"/>
+          <w:highlight w:val="yellow"/>
+          <w14:ligatures w14:val="none"/>
+        </w:rPr>
+        <w:t>, so t</w:t>
+      </w:r>
+      <w:r>
+        <w:rPr>
+          <w:rFonts w:ascii="Cambria Math" w:eastAsia="Times New Roman" w:hAnsi="Cambria Math" w:cs="Times New Roman"/>
+          <w:kern w:val="0"/>
+          <w:highlight w:val="yellow"/>
+          <w14:ligatures w14:val="none"/>
+        </w:rPr>
+        <w:t>est a range of weights to find optimal equity-maximizing configurations</w:t>
+      </w:r>
+      <w:r>
+        <w:rPr>
+          <w:rFonts w:ascii="Cambria Math" w:eastAsia="Times New Roman" w:hAnsi="Cambria Math" w:cs="Times New Roman"/>
+          <w:kern w:val="0"/>
+          <w:highlight w:val="yellow"/>
+          <w14:ligatures w14:val="none"/>
+        </w:rPr>
+        <w:t>.</w:t>
+      </w:r>
     </w:p>
     <w:p>
       <w:pPr>
@@ -9663,80 +10387,6 @@
         <w:ind w:left="720" w:firstLine="720"/>
         <w:rPr>
           <w:rFonts w:ascii="Cambria Math" w:eastAsia="Times New Roman" w:hAnsi="Cambria Math" w:cs="Times New Roman"/>
-          <w:kern w:val="0"/>
-          <w14:ligatures w14:val="none"/>
-        </w:rPr>
-      </w:pPr>
-      <w:r>
-        <w:rPr>
-          <w:rFonts w:ascii="Cambria Math" w:eastAsia="Times New Roman" w:hAnsi="Cambria Math" w:cs="Times New Roman"/>
-          <w:b/>
-          <w:bCs/>
-          <w:kern w:val="0"/>
-          <w14:ligatures w14:val="none"/>
-        </w:rPr>
-        <w:t>Extension 3: Validate with Teacher Interviews</w:t>
-      </w:r>
-    </w:p>
-    <w:p>
-      <w:pPr>
-        <w:numPr>
-          <w:ilvl w:val="0"/>
-          <w:numId w:val="16"/>
-        </w:numPr>
-        <w:tabs>
-          <w:tab w:val="clear" w:pos="720"/>
-          <w:tab w:val="num" w:pos="1620"/>
-        </w:tabs>
-        <w:spacing w:after="0" w:line="240" w:lineRule="auto"/>
-        <w:ind w:left="1620" w:hanging="180"/>
-        <w:rPr>
-          <w:rFonts w:ascii="Cambria Math" w:eastAsia="Times New Roman" w:hAnsi="Cambria Math" w:cs="Times New Roman"/>
-          <w:kern w:val="0"/>
-          <w14:ligatures w14:val="none"/>
-        </w:rPr>
-      </w:pPr>
-      <w:r>
-        <w:rPr>
-          <w:rFonts w:ascii="Cambria Math" w:eastAsia="Times New Roman" w:hAnsi="Cambria Math" w:cs="Times New Roman"/>
-          <w:kern w:val="0"/>
-          <w14:ligatures w14:val="none"/>
-        </w:rPr>
-        <w:t>Interview educators about their grading philosophies</w:t>
-      </w:r>
-    </w:p>
-    <w:p>
-      <w:pPr>
-        <w:numPr>
-          <w:ilvl w:val="0"/>
-          <w:numId w:val="16"/>
-        </w:numPr>
-        <w:tabs>
-          <w:tab w:val="clear" w:pos="720"/>
-          <w:tab w:val="num" w:pos="1620"/>
-        </w:tabs>
-        <w:spacing w:after="0" w:line="240" w:lineRule="auto"/>
-        <w:ind w:left="1620" w:hanging="180"/>
-        <w:rPr>
-          <w:rFonts w:ascii="Cambria Math" w:eastAsia="Times New Roman" w:hAnsi="Cambria Math" w:cs="Times New Roman"/>
-          <w:kern w:val="0"/>
-          <w14:ligatures w14:val="none"/>
-        </w:rPr>
-      </w:pPr>
-      <w:r>
-        <w:rPr>
-          <w:rFonts w:ascii="Cambria Math" w:eastAsia="Times New Roman" w:hAnsi="Cambria Math" w:cs="Times New Roman"/>
-          <w:kern w:val="0"/>
-          <w14:ligatures w14:val="none"/>
-        </w:rPr>
-        <w:t>Compare teacher intentions with actual equity outcomes from their grading policies</w:t>
-      </w:r>
-    </w:p>
-    <w:p>
-      <w:pPr>
-        <w:spacing w:after="0" w:line="240" w:lineRule="auto"/>
-        <w:rPr>
-          <w:rFonts w:ascii="Cambria Math" w:eastAsia="Times New Roman" w:hAnsi="Cambria Math" w:cs="Times New Roman"/>
           <w:b/>
           <w:bCs/>
           <w:kern w:val="0"/>
@@ -9751,6 +10401,127 @@
         <w:rPr>
           <w:rFonts w:ascii="Cambria Math" w:eastAsia="Times New Roman" w:hAnsi="Cambria Math" w:cs="Times New Roman"/>
           <w:kern w:val="0"/>
+          <w:highlight w:val="green"/>
+          <w14:ligatures w14:val="none"/>
+        </w:rPr>
+      </w:pPr>
+      <w:r>
+        <w:rPr>
+          <w:rFonts w:ascii="Cambria Math" w:eastAsia="Times New Roman" w:hAnsi="Cambria Math" w:cs="Times New Roman"/>
+          <w:b/>
+          <w:bCs/>
+          <w:kern w:val="0"/>
+          <w:highlight w:val="green"/>
+          <w14:ligatures w14:val="none"/>
+        </w:rPr>
+        <w:t xml:space="preserve">Extension </w:t>
+      </w:r>
+      <w:r>
+        <w:rPr>
+          <w:rFonts w:ascii="Cambria Math" w:eastAsia="Times New Roman" w:hAnsi="Cambria Math" w:cs="Times New Roman"/>
+          <w:b/>
+          <w:bCs/>
+          <w:kern w:val="0"/>
+          <w:highlight w:val="green"/>
+          <w14:ligatures w14:val="none"/>
+        </w:rPr>
+        <w:t>3</w:t>
+      </w:r>
+      <w:r>
+        <w:rPr>
+          <w:rFonts w:ascii="Cambria Math" w:eastAsia="Times New Roman" w:hAnsi="Cambria Math" w:cs="Times New Roman"/>
+          <w:b/>
+          <w:bCs/>
+          <w:kern w:val="0"/>
+          <w:highlight w:val="green"/>
+          <w14:ligatures w14:val="none"/>
+        </w:rPr>
+        <w:t>: Constrained Optimization Problem</w:t>
+      </w:r>
+      <w:r>
+        <w:rPr>
+          <w:rFonts w:ascii="Cambria Math" w:eastAsia="Times New Roman" w:hAnsi="Cambria Math" w:cs="Times New Roman"/>
+          <w:b/>
+          <w:bCs/>
+          <w:kern w:val="0"/>
+          <w:highlight w:val="green"/>
+          <w14:ligatures w14:val="none"/>
+        </w:rPr>
+        <w:t xml:space="preserve"> </w:t>
+      </w:r>
+      <w:r>
+        <w:rPr>
+          <w:rFonts w:ascii="Cambria Math" w:eastAsia="Times New Roman" w:hAnsi="Cambria Math" w:cs="Times New Roman"/>
+          <w:b/>
+          <w:bCs/>
+          <w:kern w:val="0"/>
+          <w:highlight w:val="green"/>
+          <w14:ligatures w14:val="none"/>
+        </w:rPr>
+        <w:t>(</w:t>
+      </w:r>
+      <w:r>
+        <w:rPr>
+          <w:rFonts w:ascii="Cambria Math" w:eastAsia="Times New Roman" w:hAnsi="Cambria Math" w:cs="Times New Roman"/>
+          <w:b/>
+          <w:bCs/>
+          <w:kern w:val="0"/>
+          <w:highlight w:val="green"/>
+          <w14:ligatures w14:val="none"/>
+        </w:rPr>
+        <w:t>want to do – how?</w:t>
+      </w:r>
+      <w:r>
+        <w:rPr>
+          <w:rFonts w:ascii="Cambria Math" w:eastAsia="Times New Roman" w:hAnsi="Cambria Math" w:cs="Times New Roman"/>
+          <w:b/>
+          <w:bCs/>
+          <w:kern w:val="0"/>
+          <w:highlight w:val="green"/>
+          <w14:ligatures w14:val="none"/>
+        </w:rPr>
+        <w:t>)</w:t>
+      </w:r>
+    </w:p>
+    <w:p>
+      <w:pPr>
+        <w:spacing w:after="0" w:line="240" w:lineRule="auto"/>
+        <w:ind w:left="1440"/>
+        <w:rPr>
+          <w:rFonts w:ascii="Cambria Math" w:eastAsia="Times New Roman" w:hAnsi="Cambria Math" w:cs="Times New Roman"/>
+          <w:kern w:val="0"/>
+          <w14:ligatures w14:val="none"/>
+        </w:rPr>
+      </w:pPr>
+      <w:r>
+        <w:rPr>
+          <w:rFonts w:ascii="Cambria Math" w:eastAsia="Times New Roman" w:hAnsi="Cambria Math" w:cs="Times New Roman"/>
+          <w:kern w:val="0"/>
+          <w:highlight w:val="green"/>
+          <w14:ligatures w14:val="none"/>
+        </w:rPr>
+        <w:t>Mathematically determine what weights minimize equity gaps while maintaining correlation with standardized test scores (as a proxy for academic rigor).</w:t>
+      </w:r>
+    </w:p>
+    <w:p>
+      <w:pPr>
+        <w:spacing w:after="0" w:line="240" w:lineRule="auto"/>
+        <w:rPr>
+          <w:rFonts w:ascii="Cambria Math" w:eastAsia="Times New Roman" w:hAnsi="Cambria Math" w:cs="Times New Roman"/>
+          <w:b/>
+          <w:bCs/>
+          <w:kern w:val="0"/>
+          <w14:ligatures w14:val="none"/>
+        </w:rPr>
+      </w:pPr>
+    </w:p>
+    <w:p>
+      <w:pPr>
+        <w:spacing w:after="0" w:line="240" w:lineRule="auto"/>
+        <w:ind w:left="720" w:firstLine="720"/>
+        <w:rPr>
+          <w:rFonts w:ascii="Cambria Math" w:eastAsia="Times New Roman" w:hAnsi="Cambria Math" w:cs="Times New Roman"/>
+          <w:kern w:val="0"/>
           <w14:ligatures w14:val="none"/>
         </w:rPr>
       </w:pPr>
@@ -9764,19 +10535,21 @@
         </w:rPr>
         <w:t>Extension 4: Longitudinal Study</w:t>
       </w:r>
-    </w:p>
-    <w:p>
-      <w:pPr>
-        <w:numPr>
-          <w:ilvl w:val="0"/>
-          <w:numId w:val="16"/>
-        </w:numPr>
-        <w:tabs>
-          <w:tab w:val="clear" w:pos="720"/>
-          <w:tab w:val="num" w:pos="1620"/>
-        </w:tabs>
-        <w:spacing w:after="0" w:line="240" w:lineRule="auto"/>
-        <w:ind w:left="1620" w:hanging="180"/>
+      <w:r>
+        <w:rPr>
+          <w:rFonts w:ascii="Cambria Math" w:eastAsia="Times New Roman" w:hAnsi="Cambria Math" w:cs="Times New Roman"/>
+          <w:b/>
+          <w:bCs/>
+          <w:kern w:val="0"/>
+          <w14:ligatures w14:val="none"/>
+        </w:rPr>
+        <w:t xml:space="preserve"> (not currently feasible)</w:t>
+      </w:r>
+    </w:p>
+    <w:p>
+      <w:pPr>
+        <w:spacing w:after="0" w:line="240" w:lineRule="auto"/>
+        <w:ind w:left="1440"/>
         <w:rPr>
           <w:rFonts w:ascii="Cambria Math" w:eastAsia="Times New Roman" w:hAnsi="Cambria Math" w:cs="Times New Roman"/>
           <w:kern w:val="0"/>
@@ -9799,220 +10572,34 @@
         </w:rPr>
         <w:t xml:space="preserve"> analysis is a single-semester snapshot</w:t>
       </w:r>
-    </w:p>
-    <w:p>
-      <w:pPr>
-        <w:numPr>
-          <w:ilvl w:val="0"/>
-          <w:numId w:val="16"/>
-        </w:numPr>
-        <w:tabs>
-          <w:tab w:val="clear" w:pos="720"/>
-          <w:tab w:val="num" w:pos="1620"/>
-        </w:tabs>
-        <w:spacing w:after="0" w:line="240" w:lineRule="auto"/>
-        <w:ind w:left="1620" w:hanging="180"/>
-        <w:rPr>
-          <w:rFonts w:ascii="Cambria Math" w:eastAsia="Times New Roman" w:hAnsi="Cambria Math" w:cs="Times New Roman"/>
-          <w:kern w:val="0"/>
-          <w14:ligatures w14:val="none"/>
-        </w:rPr>
-      </w:pPr>
-      <w:r>
-        <w:rPr>
-          <w:rFonts w:ascii="Cambria Math" w:eastAsia="Times New Roman" w:hAnsi="Cambria Math" w:cs="Times New Roman"/>
-          <w:kern w:val="0"/>
-          <w14:ligatures w14:val="none"/>
-        </w:rPr>
-        <w:t>Track students across multiple years to understand long-term effects of different grading methods</w:t>
-      </w:r>
-    </w:p>
-    <w:p>
-      <w:pPr>
-        <w:spacing w:after="0" w:line="240" w:lineRule="auto"/>
-        <w:rPr>
-          <w:rFonts w:ascii="Cambria Math" w:eastAsia="Times New Roman" w:hAnsi="Cambria Math" w:cs="Times New Roman"/>
-          <w:b/>
-          <w:bCs/>
-          <w:kern w:val="0"/>
-          <w14:ligatures w14:val="none"/>
-        </w:rPr>
-      </w:pPr>
-    </w:p>
-    <w:p>
-      <w:pPr>
-        <w:spacing w:after="0" w:line="240" w:lineRule="auto"/>
-        <w:ind w:left="720" w:firstLine="720"/>
-        <w:rPr>
-          <w:rFonts w:ascii="Cambria Math" w:eastAsia="Times New Roman" w:hAnsi="Cambria Math" w:cs="Times New Roman"/>
-          <w:kern w:val="0"/>
-          <w14:ligatures w14:val="none"/>
-        </w:rPr>
-      </w:pPr>
-      <w:r>
-        <w:rPr>
-          <w:rFonts w:ascii="Cambria Math" w:eastAsia="Times New Roman" w:hAnsi="Cambria Math" w:cs="Times New Roman"/>
-          <w:b/>
-          <w:bCs/>
-          <w:kern w:val="0"/>
-          <w14:ligatures w14:val="none"/>
-        </w:rPr>
-        <w:t>Extension 5: Apply to College-Level Data</w:t>
-      </w:r>
-    </w:p>
-    <w:p>
-      <w:pPr>
-        <w:numPr>
-          <w:ilvl w:val="0"/>
-          <w:numId w:val="16"/>
-        </w:numPr>
-        <w:tabs>
-          <w:tab w:val="clear" w:pos="720"/>
-          <w:tab w:val="num" w:pos="1620"/>
-        </w:tabs>
-        <w:spacing w:after="0" w:line="240" w:lineRule="auto"/>
-        <w:ind w:left="1620" w:hanging="180"/>
-        <w:rPr>
-          <w:rFonts w:ascii="Cambria Math" w:eastAsia="Times New Roman" w:hAnsi="Cambria Math" w:cs="Times New Roman"/>
-          <w:kern w:val="0"/>
-          <w14:ligatures w14:val="none"/>
-        </w:rPr>
-      </w:pPr>
-      <w:r>
-        <w:rPr>
-          <w:rFonts w:ascii="Cambria Math" w:eastAsia="Times New Roman" w:hAnsi="Cambria Math" w:cs="Times New Roman"/>
-          <w:kern w:val="0"/>
-          <w14:ligatures w14:val="none"/>
-        </w:rPr>
-        <w:t xml:space="preserve">The dataset comes </w:t>
-      </w:r>
-      <w:r>
-        <w:rPr>
-          <w:rFonts w:ascii="Cambria Math" w:eastAsia="Times New Roman" w:hAnsi="Cambria Math" w:cs="Times New Roman"/>
-          <w:kern w:val="0"/>
-          <w14:ligatures w14:val="none"/>
-        </w:rPr>
-        <w:t>from secondary schools (grades 9-12)</w:t>
-      </w:r>
-    </w:p>
-    <w:p>
-      <w:pPr>
-        <w:numPr>
-          <w:ilvl w:val="0"/>
-          <w:numId w:val="16"/>
-        </w:numPr>
-        <w:tabs>
-          <w:tab w:val="clear" w:pos="720"/>
-          <w:tab w:val="num" w:pos="1620"/>
-        </w:tabs>
-        <w:spacing w:after="0" w:line="240" w:lineRule="auto"/>
-        <w:ind w:left="1620" w:hanging="180"/>
-        <w:rPr>
-          <w:rFonts w:ascii="Cambria Math" w:eastAsia="Times New Roman" w:hAnsi="Cambria Math" w:cs="Times New Roman"/>
-          <w:kern w:val="0"/>
-          <w14:ligatures w14:val="none"/>
-        </w:rPr>
-      </w:pPr>
-      <w:r>
-        <w:rPr>
-          <w:rFonts w:ascii="Cambria Math" w:eastAsia="Times New Roman" w:hAnsi="Cambria Math" w:cs="Times New Roman"/>
-          <w:kern w:val="0"/>
-          <w14:ligatures w14:val="none"/>
-        </w:rPr>
-        <w:t>Test whether findings hold at the college level, particularly in STEM courses</w:t>
-      </w:r>
-    </w:p>
-    <w:p>
-      <w:pPr>
-        <w:spacing w:after="0" w:line="240" w:lineRule="auto"/>
-        <w:rPr>
-          <w:rFonts w:ascii="Cambria Math" w:eastAsia="Times New Roman" w:hAnsi="Cambria Math" w:cs="Times New Roman"/>
-          <w:b/>
-          <w:bCs/>
-          <w:kern w:val="0"/>
-          <w14:ligatures w14:val="none"/>
-        </w:rPr>
-      </w:pPr>
-    </w:p>
-    <w:p>
-      <w:pPr>
-        <w:spacing w:after="0" w:line="240" w:lineRule="auto"/>
-        <w:ind w:left="720" w:firstLine="720"/>
-        <w:rPr>
-          <w:rFonts w:ascii="Cambria Math" w:eastAsia="Times New Roman" w:hAnsi="Cambria Math" w:cs="Times New Roman"/>
-          <w:kern w:val="0"/>
-          <w14:ligatures w14:val="none"/>
-        </w:rPr>
-      </w:pPr>
-      <w:r>
-        <w:rPr>
-          <w:rFonts w:ascii="Cambria Math" w:eastAsia="Times New Roman" w:hAnsi="Cambria Math" w:cs="Times New Roman"/>
-          <w:b/>
-          <w:bCs/>
-          <w:kern w:val="0"/>
-          <w14:ligatures w14:val="none"/>
-        </w:rPr>
-        <w:t>Extension 6: Optimization Problem</w:t>
-      </w:r>
-    </w:p>
-    <w:p>
-      <w:pPr>
-        <w:numPr>
-          <w:ilvl w:val="0"/>
-          <w:numId w:val="16"/>
-        </w:numPr>
-        <w:tabs>
-          <w:tab w:val="clear" w:pos="720"/>
-          <w:tab w:val="num" w:pos="1620"/>
-        </w:tabs>
-        <w:spacing w:after="0" w:line="240" w:lineRule="auto"/>
-        <w:ind w:left="1620" w:hanging="180"/>
-        <w:rPr>
-          <w:rFonts w:ascii="Cambria Math" w:eastAsia="Times New Roman" w:hAnsi="Cambria Math" w:cs="Times New Roman"/>
-          <w:kern w:val="0"/>
-          <w14:ligatures w14:val="none"/>
-        </w:rPr>
-      </w:pPr>
-      <w:r>
-        <w:rPr>
-          <w:rFonts w:ascii="Cambria Math" w:eastAsia="Times New Roman" w:hAnsi="Cambria Math" w:cs="Times New Roman"/>
-          <w:kern w:val="0"/>
-          <w14:ligatures w14:val="none"/>
-        </w:rPr>
-        <w:t>Mathematically determine: What weights minimize equity gaps while maintaining correlation with standardized test scores (as a proxy for academic rigor)?</w:t>
-      </w:r>
-    </w:p>
-    <w:p>
-      <w:pPr>
-        <w:numPr>
-          <w:ilvl w:val="0"/>
-          <w:numId w:val="16"/>
-        </w:numPr>
-        <w:tabs>
-          <w:tab w:val="clear" w:pos="720"/>
-          <w:tab w:val="num" w:pos="1620"/>
-        </w:tabs>
-        <w:spacing w:after="0" w:line="240" w:lineRule="auto"/>
-        <w:ind w:left="1620" w:hanging="180"/>
-        <w:rPr>
-          <w:rFonts w:ascii="Cambria Math" w:eastAsia="Times New Roman" w:hAnsi="Cambria Math" w:cs="Times New Roman"/>
-          <w:kern w:val="0"/>
-          <w14:ligatures w14:val="none"/>
-        </w:rPr>
-      </w:pPr>
-      <w:r>
-        <w:rPr>
-          <w:rFonts w:ascii="Cambria Math" w:eastAsia="Times New Roman" w:hAnsi="Cambria Math" w:cs="Times New Roman"/>
-          <w:kern w:val="0"/>
-          <w14:ligatures w14:val="none"/>
-        </w:rPr>
-        <w:t>This would be a constrained optimization problem with linear algebra foundations</w:t>
-      </w:r>
-    </w:p>
-    <w:p>
-      <w:pPr>
-        <w:spacing w:after="0" w:line="240" w:lineRule="auto"/>
-        <w:outlineLvl w:val="1"/>
+      <w:r>
+        <w:rPr>
+          <w:rFonts w:ascii="Cambria Math" w:eastAsia="Times New Roman" w:hAnsi="Cambria Math" w:cs="Times New Roman"/>
+          <w:kern w:val="0"/>
+          <w14:ligatures w14:val="none"/>
+        </w:rPr>
+        <w:t>, so t</w:t>
+      </w:r>
+      <w:r>
+        <w:rPr>
+          <w:rFonts w:ascii="Cambria Math" w:eastAsia="Times New Roman" w:hAnsi="Cambria Math" w:cs="Times New Roman"/>
+          <w:kern w:val="0"/>
+          <w14:ligatures w14:val="none"/>
+        </w:rPr>
+        <w:t>rack students across multiple years to understand long-term effects of different grading methods</w:t>
+      </w:r>
+      <w:r>
+        <w:rPr>
+          <w:rFonts w:ascii="Cambria Math" w:eastAsia="Times New Roman" w:hAnsi="Cambria Math" w:cs="Times New Roman"/>
+          <w:kern w:val="0"/>
+          <w14:ligatures w14:val="none"/>
+        </w:rPr>
+        <w:t>.</w:t>
+      </w:r>
+    </w:p>
+    <w:p>
+      <w:pPr>
+        <w:spacing w:after="0" w:line="240" w:lineRule="auto"/>
         <w:rPr>
           <w:rFonts w:ascii="Cambria Math" w:eastAsia="Times New Roman" w:hAnsi="Cambria Math" w:cs="Times New Roman"/>
           <w:b/>
@@ -10305,7 +10892,7 @@
                     <pic:cNvPicPr/>
                   </pic:nvPicPr>
                   <pic:blipFill>
-                    <a:blip r:embed="rId5" cstate="print">
+                    <a:blip r:embed="rId13" cstate="print">
                       <a:extLst>
                         <a:ext uri="{28A0092B-C50C-407E-A947-70E740481C1C}">
                           <a14:useLocalDpi xmlns:a14="http://schemas.microsoft.com/office/drawing/2010/main" val="0"/>
@@ -10356,60 +10943,24 @@
           <w:color w:val="273540"/>
         </w:rPr>
         <w:lastRenderedPageBreak/>
-        <w:t xml:space="preserve">Figure </w:t>
-      </w:r>
-      <w:r>
+        <w:t>Figure 2: Pivot Tables by Demographic</w:t>
+      </w:r>
+    </w:p>
+    <w:p>
+      <w:pPr>
+        <w:ind w:left="720"/>
         <w:rPr>
           <w:rFonts w:ascii="Cambria Math" w:hAnsi="Cambria Math"/>
+        </w:rPr>
+      </w:pPr>
+      <w:r>
+        <w:rPr>
+          <w:rFonts w:ascii="Cambria Math" w:hAnsi="Cambria Math"/>
           <w:b/>
           <w:bCs/>
           <w:color w:val="273540"/>
         </w:rPr>
-        <w:t>2</w:t>
-      </w:r>
-      <w:r>
-        <w:rPr>
-          <w:rFonts w:ascii="Cambria Math" w:hAnsi="Cambria Math"/>
-          <w:b/>
-          <w:bCs/>
-          <w:color w:val="273540"/>
-        </w:rPr>
-        <w:t>: Pivot Tables by Demographic</w:t>
-      </w:r>
-    </w:p>
-    <w:p>
-      <w:pPr>
-        <w:ind w:left="720"/>
-        <w:rPr>
-          <w:rFonts w:ascii="Cambria Math" w:hAnsi="Cambria Math"/>
-        </w:rPr>
-      </w:pPr>
-      <w:r>
-        <w:rPr>
-          <w:rFonts w:ascii="Cambria Math" w:hAnsi="Cambria Math"/>
-          <w:b/>
-          <w:bCs/>
-          <w:color w:val="273540"/>
-        </w:rPr>
-        <w:t xml:space="preserve">Figure </w:t>
-      </w:r>
-      <w:r>
-        <w:rPr>
-          <w:rFonts w:ascii="Cambria Math" w:hAnsi="Cambria Math"/>
-          <w:b/>
-          <w:bCs/>
-          <w:color w:val="273540"/>
-        </w:rPr>
-        <w:t>2</w:t>
-      </w:r>
-      <w:r>
-        <w:rPr>
-          <w:rFonts w:ascii="Cambria Math" w:hAnsi="Cambria Math"/>
-          <w:b/>
-          <w:bCs/>
-          <w:color w:val="273540"/>
-        </w:rPr>
-        <w:t>a: Pivot Table for Disability</w:t>
+        <w:t>Figure 2a: Pivot Table for Disability</w:t>
       </w:r>
       <w:r>
         <w:rPr>
@@ -10435,7 +10986,7 @@
                     <pic:cNvPicPr/>
                   </pic:nvPicPr>
                   <pic:blipFill>
-                    <a:blip r:embed="rId6" cstate="print">
+                    <a:blip r:embed="rId14" cstate="print">
                       <a:extLst>
                         <a:ext uri="{28A0092B-C50C-407E-A947-70E740481C1C}">
                           <a14:useLocalDpi xmlns:a14="http://schemas.microsoft.com/office/drawing/2010/main" val="0"/>
@@ -10476,25 +11027,7 @@
           <w:bCs/>
           <w:color w:val="273540"/>
         </w:rPr>
-        <w:t xml:space="preserve">Figure </w:t>
-      </w:r>
-      <w:r>
-        <w:rPr>
-          <w:rFonts w:ascii="Cambria Math" w:hAnsi="Cambria Math"/>
-          <w:b/>
-          <w:bCs/>
-          <w:color w:val="273540"/>
-        </w:rPr>
-        <w:t>2</w:t>
-      </w:r>
-      <w:r>
-        <w:rPr>
-          <w:rFonts w:ascii="Cambria Math" w:hAnsi="Cambria Math"/>
-          <w:b/>
-          <w:bCs/>
-          <w:color w:val="273540"/>
-        </w:rPr>
-        <w:t>b: Pivot Table for Race</w:t>
+        <w:t>Figure 2b: Pivot Table for Race</w:t>
       </w:r>
       <w:r>
         <w:rPr>
@@ -10520,7 +11053,7 @@
                     <pic:cNvPicPr/>
                   </pic:nvPicPr>
                   <pic:blipFill>
-                    <a:blip r:embed="rId7" cstate="print">
+                    <a:blip r:embed="rId15" cstate="print">
                       <a:extLst>
                         <a:ext uri="{28A0092B-C50C-407E-A947-70E740481C1C}">
                           <a14:useLocalDpi xmlns:a14="http://schemas.microsoft.com/office/drawing/2010/main" val="0"/>
@@ -10564,25 +11097,7 @@
           <w:bCs/>
           <w:color w:val="273540"/>
         </w:rPr>
-        <w:t xml:space="preserve">Figure </w:t>
-      </w:r>
-      <w:r>
-        <w:rPr>
-          <w:rFonts w:ascii="Cambria Math" w:hAnsi="Cambria Math"/>
-          <w:b/>
-          <w:bCs/>
-          <w:color w:val="273540"/>
-        </w:rPr>
-        <w:t>2</w:t>
-      </w:r>
-      <w:r>
-        <w:rPr>
-          <w:rFonts w:ascii="Cambria Math" w:hAnsi="Cambria Math"/>
-          <w:b/>
-          <w:bCs/>
-          <w:color w:val="273540"/>
-        </w:rPr>
-        <w:t>c: Pivot Table for FRL (Socioeconomic Status)</w:t>
+        <w:t>Figure 2c: Pivot Table for FRL (Socioeconomic Status)</w:t>
       </w:r>
       <w:r>
         <w:rPr>
@@ -10608,7 +11123,7 @@
                     <pic:cNvPicPr/>
                   </pic:nvPicPr>
                   <pic:blipFill>
-                    <a:blip r:embed="rId8" cstate="print">
+                    <a:blip r:embed="rId16" cstate="print">
                       <a:extLst>
                         <a:ext uri="{28A0092B-C50C-407E-A947-70E740481C1C}">
                           <a14:useLocalDpi xmlns:a14="http://schemas.microsoft.com/office/drawing/2010/main" val="0"/>
@@ -10652,25 +11167,7 @@
           <w:bCs/>
           <w:color w:val="273540"/>
         </w:rPr>
-        <w:t xml:space="preserve">Figure </w:t>
-      </w:r>
-      <w:r>
-        <w:rPr>
-          <w:rFonts w:ascii="Cambria Math" w:hAnsi="Cambria Math"/>
-          <w:b/>
-          <w:bCs/>
-          <w:color w:val="273540"/>
-        </w:rPr>
-        <w:t>2</w:t>
-      </w:r>
-      <w:r>
-        <w:rPr>
-          <w:rFonts w:ascii="Cambria Math" w:hAnsi="Cambria Math"/>
-          <w:b/>
-          <w:bCs/>
-          <w:color w:val="273540"/>
-        </w:rPr>
-        <w:t>d: Pivot Table for Gender</w:t>
+        <w:t>Figure 2d: Pivot Table for Gender</w:t>
       </w:r>
       <w:r>
         <w:rPr>
@@ -10693,7 +11190,7 @@
                     <pic:cNvPicPr/>
                   </pic:nvPicPr>
                   <pic:blipFill>
-                    <a:blip r:embed="rId9" cstate="print">
+                    <a:blip r:embed="rId17" cstate="print">
                       <a:extLst>
                         <a:ext uri="{28A0092B-C50C-407E-A947-70E740481C1C}">
                           <a14:useLocalDpi xmlns:a14="http://schemas.microsoft.com/office/drawing/2010/main" val="0"/>
@@ -10721,6 +11218,8 @@
       </w:r>
     </w:p>
     <w:sectPr>
+      <w:footerReference w:type="even" r:id="rId18"/>
+      <w:footerReference w:type="default" r:id="rId19"/>
       <w:pgSz w:w="12240" w:h="15840"/>
       <w:pgMar w:top="1440" w:right="1440" w:bottom="1440" w:left="1440" w:header="720" w:footer="720" w:gutter="0"/>
       <w:cols w:space="720"/>
@@ -10730,6 +11229,179 @@
 </w:document>
 </file>
 
+<file path=word/endnotes.xml><?xml version="1.0" encoding="utf-8"?>
+<w:endnotes xmlns:wpc="http://schemas.microsoft.com/office/word/2010/wordprocessingCanvas" xmlns:cx="http://schemas.microsoft.com/office/drawing/2014/chartex" xmlns:cx1="http://schemas.microsoft.com/office/drawing/2015/9/8/chartex" xmlns:cx2="http://schemas.microsoft.com/office/drawing/2015/10/21/chartex" xmlns:cx3="http://schemas.microsoft.com/office/drawing/2016/5/9/chartex" xmlns:cx4="http://schemas.microsoft.com/office/drawing/2016/5/10/chartex" xmlns:cx5="http://schemas.microsoft.com/office/drawing/2016/5/11/chartex" xmlns:cx6="http://schemas.microsoft.com/office/drawing/2016/5/12/chartex" xmlns:cx7="http://schemas.microsoft.com/office/drawing/2016/5/13/chartex" xmlns:cx8="http://schemas.microsoft.com/office/drawing/2016/5/14/chartex" xmlns:mc="http://schemas.openxmlformats.org/markup-compatibility/2006" xmlns:aink="http://schemas.microsoft.com/office/drawing/2016/ink" xmlns:am3d="http://schemas.microsoft.com/office/drawing/2017/model3d" xmlns:o="urn:schemas-microsoft-com:office:office" xmlns:oel="http://schemas.microsoft.com/office/2019/extlst" xmlns:r="http://schemas.openxmlformats.org/officeDocument/2006/relationships" xmlns:m="http://schemas.openxmlformats.org/officeDocument/2006/math" xmlns:v="urn:schemas-microsoft-com:vml" xmlns:wp14="http://schemas.microsoft.com/office/word/2010/wordprocessingDrawing" xmlns:wp="http://schemas.openxmlformats.org/drawingml/2006/wordprocessingDrawing" xmlns:w10="urn:schemas-microsoft-com:office:word" xmlns:w="http://schemas.openxmlformats.org/wordprocessingml/2006/main" xmlns:w14="http://schemas.microsoft.com/office/word/2010/wordml" xmlns:w15="http://schemas.microsoft.com/office/word/2012/wordml" xmlns:w16cex="http://schemas.microsoft.com/office/word/2018/wordml/cex" xmlns:w16cid="http://schemas.microsoft.com/office/word/2016/wordml/cid" xmlns:w16="http://schemas.microsoft.com/office/word/2018/wordml" xmlns:w16du="http://schemas.microsoft.com/office/word/2023/wordml/word16du" xmlns:w16sdtdh="http://schemas.microsoft.com/office/word/2020/wordml/sdtdatahash" xmlns:w16sdtfl="http://schemas.microsoft.com/office/word/2024/wordml/sdtformatlock" xmlns:w16se="http://schemas.microsoft.com/office/word/2015/wordml/symex" xmlns:wpg="http://schemas.microsoft.com/office/word/2010/wordprocessingGroup" xmlns:wpi="http://schemas.microsoft.com/office/word/2010/wordprocessingInk" xmlns:wne="http://schemas.microsoft.com/office/word/2006/wordml" xmlns:wps="http://schemas.microsoft.com/office/word/2010/wordprocessingShape" mc:Ignorable="w14 w15 w16se w16cid w16 w16cex w16sdtdh w16sdtfl w16du wp14">
+  <w:endnote w:type="separator" w:id="-1">
+    <w:p>
+      <w:pPr>
+        <w:spacing w:after="0" w:line="240" w:lineRule="auto"/>
+      </w:pPr>
+      <w:r>
+        <w:separator/>
+      </w:r>
+    </w:p>
+  </w:endnote>
+  <w:endnote w:type="continuationSeparator" w:id="0">
+    <w:p>
+      <w:pPr>
+        <w:spacing w:after="0" w:line="240" w:lineRule="auto"/>
+      </w:pPr>
+      <w:r>
+        <w:continuationSeparator/>
+      </w:r>
+    </w:p>
+  </w:endnote>
+</w:endnotes>
+</file>
+
+<file path=word/footer1.xml><?xml version="1.0" encoding="utf-8"?>
+<w:ftr xmlns:wpc="http://schemas.microsoft.com/office/word/2010/wordprocessingCanvas" xmlns:cx="http://schemas.microsoft.com/office/drawing/2014/chartex" xmlns:cx1="http://schemas.microsoft.com/office/drawing/2015/9/8/chartex" xmlns:cx2="http://schemas.microsoft.com/office/drawing/2015/10/21/chartex" xmlns:cx3="http://schemas.microsoft.com/office/drawing/2016/5/9/chartex" xmlns:cx4="http://schemas.microsoft.com/office/drawing/2016/5/10/chartex" xmlns:cx5="http://schemas.microsoft.com/office/drawing/2016/5/11/chartex" xmlns:cx6="http://schemas.microsoft.com/office/drawing/2016/5/12/chartex" xmlns:cx7="http://schemas.microsoft.com/office/drawing/2016/5/13/chartex" xmlns:cx8="http://schemas.microsoft.com/office/drawing/2016/5/14/chartex" xmlns:mc="http://schemas.openxmlformats.org/markup-compatibility/2006" xmlns:aink="http://schemas.microsoft.com/office/drawing/2016/ink" xmlns:am3d="http://schemas.microsoft.com/office/drawing/2017/model3d" xmlns:o="urn:schemas-microsoft-com:office:office" xmlns:oel="http://schemas.microsoft.com/office/2019/extlst" xmlns:r="http://schemas.openxmlformats.org/officeDocument/2006/relationships" xmlns:m="http://schemas.openxmlformats.org/officeDocument/2006/math" xmlns:v="urn:schemas-microsoft-com:vml" xmlns:wp14="http://schemas.microsoft.com/office/word/2010/wordprocessingDrawing" xmlns:wp="http://schemas.openxmlformats.org/drawingml/2006/wordprocessingDrawing" xmlns:w10="urn:schemas-microsoft-com:office:word" xmlns:w="http://schemas.openxmlformats.org/wordprocessingml/2006/main" xmlns:w14="http://schemas.microsoft.com/office/word/2010/wordml" xmlns:w15="http://schemas.microsoft.com/office/word/2012/wordml" xmlns:w16cex="http://schemas.microsoft.com/office/word/2018/wordml/cex" xmlns:w16cid="http://schemas.microsoft.com/office/word/2016/wordml/cid" xmlns:w16="http://schemas.microsoft.com/office/word/2018/wordml" xmlns:w16du="http://schemas.microsoft.com/office/word/2023/wordml/word16du" xmlns:w16sdtdh="http://schemas.microsoft.com/office/word/2020/wordml/sdtdatahash" xmlns:w16sdtfl="http://schemas.microsoft.com/office/word/2024/wordml/sdtformatlock" xmlns:w16se="http://schemas.microsoft.com/office/word/2015/wordml/symex" xmlns:wpg="http://schemas.microsoft.com/office/word/2010/wordprocessingGroup" xmlns:wpi="http://schemas.microsoft.com/office/word/2010/wordprocessingInk" xmlns:wne="http://schemas.microsoft.com/office/word/2006/wordml" xmlns:wps="http://schemas.microsoft.com/office/word/2010/wordprocessingShape" mc:Ignorable="w14 w15 w16se w16cid w16 w16cex w16sdtdh w16sdtfl w16du wp14">
+  <w:sdt>
+    <w:sdtPr>
+      <w:rPr>
+        <w:rStyle w:val="PageNumber"/>
+      </w:rPr>
+      <w:id w:val="6884627"/>
+      <w:docPartObj>
+        <w:docPartGallery w:val="Page Numbers (Bottom of Page)"/>
+        <w:docPartUnique/>
+      </w:docPartObj>
+    </w:sdtPr>
+    <w:sdtContent>
+      <w:p>
+        <w:pPr>
+          <w:pStyle w:val="Footer"/>
+          <w:framePr w:wrap="none" w:vAnchor="text" w:hAnchor="margin" w:xAlign="right" w:y="1"/>
+          <w:rPr>
+            <w:rStyle w:val="PageNumber"/>
+          </w:rPr>
+        </w:pPr>
+        <w:r>
+          <w:rPr>
+            <w:rStyle w:val="PageNumber"/>
+          </w:rPr>
+          <w:fldChar w:fldCharType="begin"/>
+        </w:r>
+        <w:r>
+          <w:rPr>
+            <w:rStyle w:val="PageNumber"/>
+          </w:rPr>
+          <w:instrText xml:space="preserve"> PAGE </w:instrText>
+        </w:r>
+        <w:r>
+          <w:rPr>
+            <w:rStyle w:val="PageNumber"/>
+          </w:rPr>
+          <w:fldChar w:fldCharType="separate"/>
+        </w:r>
+        <w:r>
+          <w:rPr>
+            <w:rStyle w:val="PageNumber"/>
+          </w:rPr>
+          <w:fldChar w:fldCharType="end"/>
+        </w:r>
+      </w:p>
+    </w:sdtContent>
+  </w:sdt>
+  <w:p>
+    <w:pPr>
+      <w:pStyle w:val="Footer"/>
+      <w:ind w:right="360"/>
+    </w:pPr>
+  </w:p>
+</w:ftr>
+</file>
+
+<file path=word/footer2.xml><?xml version="1.0" encoding="utf-8"?>
+<w:ftr xmlns:wpc="http://schemas.microsoft.com/office/word/2010/wordprocessingCanvas" xmlns:cx="http://schemas.microsoft.com/office/drawing/2014/chartex" xmlns:cx1="http://schemas.microsoft.com/office/drawing/2015/9/8/chartex" xmlns:cx2="http://schemas.microsoft.com/office/drawing/2015/10/21/chartex" xmlns:cx3="http://schemas.microsoft.com/office/drawing/2016/5/9/chartex" xmlns:cx4="http://schemas.microsoft.com/office/drawing/2016/5/10/chartex" xmlns:cx5="http://schemas.microsoft.com/office/drawing/2016/5/11/chartex" xmlns:cx6="http://schemas.microsoft.com/office/drawing/2016/5/12/chartex" xmlns:cx7="http://schemas.microsoft.com/office/drawing/2016/5/13/chartex" xmlns:cx8="http://schemas.microsoft.com/office/drawing/2016/5/14/chartex" xmlns:mc="http://schemas.openxmlformats.org/markup-compatibility/2006" xmlns:aink="http://schemas.microsoft.com/office/drawing/2016/ink" xmlns:am3d="http://schemas.microsoft.com/office/drawing/2017/model3d" xmlns:o="urn:schemas-microsoft-com:office:office" xmlns:oel="http://schemas.microsoft.com/office/2019/extlst" xmlns:r="http://schemas.openxmlformats.org/officeDocument/2006/relationships" xmlns:m="http://schemas.openxmlformats.org/officeDocument/2006/math" xmlns:v="urn:schemas-microsoft-com:vml" xmlns:wp14="http://schemas.microsoft.com/office/word/2010/wordprocessingDrawing" xmlns:wp="http://schemas.openxmlformats.org/drawingml/2006/wordprocessingDrawing" xmlns:w10="urn:schemas-microsoft-com:office:word" xmlns:w="http://schemas.openxmlformats.org/wordprocessingml/2006/main" xmlns:w14="http://schemas.microsoft.com/office/word/2010/wordml" xmlns:w15="http://schemas.microsoft.com/office/word/2012/wordml" xmlns:w16cex="http://schemas.microsoft.com/office/word/2018/wordml/cex" xmlns:w16cid="http://schemas.microsoft.com/office/word/2016/wordml/cid" xmlns:w16="http://schemas.microsoft.com/office/word/2018/wordml" xmlns:w16du="http://schemas.microsoft.com/office/word/2023/wordml/word16du" xmlns:w16sdtdh="http://schemas.microsoft.com/office/word/2020/wordml/sdtdatahash" xmlns:w16sdtfl="http://schemas.microsoft.com/office/word/2024/wordml/sdtformatlock" xmlns:w16se="http://schemas.microsoft.com/office/word/2015/wordml/symex" xmlns:wpg="http://schemas.microsoft.com/office/word/2010/wordprocessingGroup" xmlns:wpi="http://schemas.microsoft.com/office/word/2010/wordprocessingInk" xmlns:wne="http://schemas.microsoft.com/office/word/2006/wordml" xmlns:wps="http://schemas.microsoft.com/office/word/2010/wordprocessingShape" mc:Ignorable="w14 w15 w16se w16cid w16 w16cex w16sdtdh w16sdtfl w16du wp14">
+  <w:sdt>
+    <w:sdtPr>
+      <w:rPr>
+        <w:rStyle w:val="PageNumber"/>
+      </w:rPr>
+      <w:id w:val="639302369"/>
+      <w:docPartObj>
+        <w:docPartGallery w:val="Page Numbers (Bottom of Page)"/>
+        <w:docPartUnique/>
+      </w:docPartObj>
+    </w:sdtPr>
+    <w:sdtContent>
+      <w:p>
+        <w:pPr>
+          <w:pStyle w:val="Footer"/>
+          <w:framePr w:wrap="none" w:vAnchor="text" w:hAnchor="margin" w:xAlign="right" w:y="1"/>
+          <w:rPr>
+            <w:rStyle w:val="PageNumber"/>
+          </w:rPr>
+        </w:pPr>
+        <w:r>
+          <w:rPr>
+            <w:rStyle w:val="PageNumber"/>
+          </w:rPr>
+          <w:fldChar w:fldCharType="begin"/>
+        </w:r>
+        <w:r>
+          <w:rPr>
+            <w:rStyle w:val="PageNumber"/>
+          </w:rPr>
+          <w:instrText xml:space="preserve"> PAGE </w:instrText>
+        </w:r>
+        <w:r>
+          <w:rPr>
+            <w:rStyle w:val="PageNumber"/>
+          </w:rPr>
+          <w:fldChar w:fldCharType="separate"/>
+        </w:r>
+        <w:r>
+          <w:rPr>
+            <w:rStyle w:val="PageNumber"/>
+            <w:noProof/>
+          </w:rPr>
+          <w:t>2</w:t>
+        </w:r>
+        <w:r>
+          <w:rPr>
+            <w:rStyle w:val="PageNumber"/>
+          </w:rPr>
+          <w:fldChar w:fldCharType="end"/>
+        </w:r>
+      </w:p>
+    </w:sdtContent>
+  </w:sdt>
+  <w:p>
+    <w:pPr>
+      <w:pStyle w:val="Footer"/>
+      <w:ind w:right="360"/>
+    </w:pPr>
+  </w:p>
+</w:ftr>
+</file>
+
+<file path=word/footnotes.xml><?xml version="1.0" encoding="utf-8"?>
+<w:footnotes xmlns:wpc="http://schemas.microsoft.com/office/word/2010/wordprocessingCanvas" xmlns:cx="http://schemas.microsoft.com/office/drawing/2014/chartex" xmlns:cx1="http://schemas.microsoft.com/office/drawing/2015/9/8/chartex" xmlns:cx2="http://schemas.microsoft.com/office/drawing/2015/10/21/chartex" xmlns:cx3="http://schemas.microsoft.com/office/drawing/2016/5/9/chartex" xmlns:cx4="http://schemas.microsoft.com/office/drawing/2016/5/10/chartex" xmlns:cx5="http://schemas.microsoft.com/office/drawing/2016/5/11/chartex" xmlns:cx6="http://schemas.microsoft.com/office/drawing/2016/5/12/chartex" xmlns:cx7="http://schemas.microsoft.com/office/drawing/2016/5/13/chartex" xmlns:cx8="http://schemas.microsoft.com/office/drawing/2016/5/14/chartex" xmlns:mc="http://schemas.openxmlformats.org/markup-compatibility/2006" xmlns:aink="http://schemas.microsoft.com/office/drawing/2016/ink" xmlns:am3d="http://schemas.microsoft.com/office/drawing/2017/model3d" xmlns:o="urn:schemas-microsoft-com:office:office" xmlns:oel="http://schemas.microsoft.com/office/2019/extlst" xmlns:r="http://schemas.openxmlformats.org/officeDocument/2006/relationships" xmlns:m="http://schemas.openxmlformats.org/officeDocument/2006/math" xmlns:v="urn:schemas-microsoft-com:vml" xmlns:wp14="http://schemas.microsoft.com/office/word/2010/wordprocessingDrawing" xmlns:wp="http://schemas.openxmlformats.org/drawingml/2006/wordprocessingDrawing" xmlns:w10="urn:schemas-microsoft-com:office:word" xmlns:w="http://schemas.openxmlformats.org/wordprocessingml/2006/main" xmlns:w14="http://schemas.microsoft.com/office/word/2010/wordml" xmlns:w15="http://schemas.microsoft.com/office/word/2012/wordml" xmlns:w16cex="http://schemas.microsoft.com/office/word/2018/wordml/cex" xmlns:w16cid="http://schemas.microsoft.com/office/word/2016/wordml/cid" xmlns:w16="http://schemas.microsoft.com/office/word/2018/wordml" xmlns:w16du="http://schemas.microsoft.com/office/word/2023/wordml/word16du" xmlns:w16sdtdh="http://schemas.microsoft.com/office/word/2020/wordml/sdtdatahash" xmlns:w16sdtfl="http://schemas.microsoft.com/office/word/2024/wordml/sdtformatlock" xmlns:w16se="http://schemas.microsoft.com/office/word/2015/wordml/symex" xmlns:wpg="http://schemas.microsoft.com/office/word/2010/wordprocessingGroup" xmlns:wpi="http://schemas.microsoft.com/office/word/2010/wordprocessingInk" xmlns:wne="http://schemas.microsoft.com/office/word/2006/wordml" xmlns:wps="http://schemas.microsoft.com/office/word/2010/wordprocessingShape" mc:Ignorable="w14 w15 w16se w16cid w16 w16cex w16sdtdh w16sdtfl w16du wp14">
+  <w:footnote w:type="separator" w:id="-1">
+    <w:p>
+      <w:pPr>
+        <w:spacing w:after="0" w:line="240" w:lineRule="auto"/>
+      </w:pPr>
+      <w:r>
+        <w:separator/>
+      </w:r>
+    </w:p>
+  </w:footnote>
+  <w:footnote w:type="continuationSeparator" w:id="0">
+    <w:p>
+      <w:pPr>
+        <w:spacing w:after="0" w:line="240" w:lineRule="auto"/>
+      </w:pPr>
+      <w:r>
+        <w:continuationSeparator/>
+      </w:r>
+    </w:p>
+  </w:footnote>
+</w:footnotes>
+</file>
+
 <file path=word/numbering.xml><?xml version="1.0" encoding="utf-8"?>
 <w:numbering xmlns:wpc="http://schemas.microsoft.com/office/word/2010/wordprocessingCanvas" xmlns:cx="http://schemas.microsoft.com/office/drawing/2014/chartex" xmlns:cx1="http://schemas.microsoft.com/office/drawing/2015/9/8/chartex" xmlns:cx2="http://schemas.microsoft.com/office/drawing/2015/10/21/chartex" xmlns:cx3="http://schemas.microsoft.com/office/drawing/2016/5/9/chartex" xmlns:cx4="http://schemas.microsoft.com/office/drawing/2016/5/10/chartex" xmlns:cx5="http://schemas.microsoft.com/office/drawing/2016/5/11/chartex" xmlns:cx6="http://schemas.microsoft.com/office/drawing/2016/5/12/chartex" xmlns:cx7="http://schemas.microsoft.com/office/drawing/2016/5/13/chartex" xmlns:cx8="http://schemas.microsoft.com/office/drawing/2016/5/14/chartex" xmlns:mc="http://schemas.openxmlformats.org/markup-compatibility/2006" xmlns:aink="http://schemas.microsoft.com/office/drawing/2016/ink" xmlns:am3d="http://schemas.microsoft.com/office/drawing/2017/model3d" xmlns:o="urn:schemas-microsoft-com:office:office" xmlns:oel="http://schemas.microsoft.com/office/2019/extlst" xmlns:r="http://schemas.openxmlformats.org/officeDocument/2006/relationships" xmlns:m="http://schemas.openxmlformats.org/officeDocument/2006/math" xmlns:v="urn:schemas-microsoft-com:vml" xmlns:wp14="http://schemas.microsoft.com/office/word/2010/wordprocessingDrawing" xmlns:wp="http://schemas.openxmlformats.org/drawingml/2006/wordprocessingDrawing" xmlns:w10="urn:schemas-microsoft-com:office:word" xmlns:w="http://schemas.openxmlformats.org/wordprocessingml/2006/main" xmlns:w14="http://schemas.microsoft.com/office/word/2010/wordml" xmlns:w15="http://schemas.microsoft.com/office/word/2012/wordml" xmlns:w16cex="http://schemas.microsoft.com/office/word/2018/wordml/cex" xmlns:w16cid="http://schemas.microsoft.com/office/word/2016/wordml/cid" xmlns:w16="http://schemas.microsoft.com/office/word/2018/wordml" xmlns:w16du="http://schemas.microsoft.com/office/word/2023/wordml/word16du" xmlns:w16sdtdh="http://schemas.microsoft.com/office/word/2020/wordml/sdtdatahash" xmlns:w16sdtfl="http://schemas.microsoft.com/office/word/2024/wordml/sdtformatlock" xmlns:w16se="http://schemas.microsoft.com/office/word/2015/wordml/symex" xmlns:wpg="http://schemas.microsoft.com/office/word/2010/wordprocessingGroup" xmlns:wpi="http://schemas.microsoft.com/office/word/2010/wordprocessingInk" xmlns:wne="http://schemas.microsoft.com/office/word/2006/wordml" xmlns:wps="http://schemas.microsoft.com/office/word/2010/wordprocessingShape" mc:Ignorable="w14 w15 w16se w16cid w16 w16cex w16sdtdh w16sdtfl w16du wp14">
   <w:abstractNum w:abstractNumId="0" w15:restartNumberingAfterBreak="0">
@@ -12084,9 +12756,9 @@
       <w:lvlJc w:val="left"/>
       <w:pPr>
         <w:tabs>
-          <w:tab w:val="num" w:pos="720"/>
-        </w:tabs>
-        <w:ind w:left="720" w:hanging="360"/>
+          <w:tab w:val="num" w:pos="900"/>
+        </w:tabs>
+        <w:ind w:left="900" w:hanging="360"/>
       </w:pPr>
       <w:rPr>
         <w:rFonts w:ascii="Symbol" w:hAnsi="Symbol" w:hint="default"/>
@@ -12100,9 +12772,9 @@
       <w:lvlJc w:val="left"/>
       <w:pPr>
         <w:tabs>
-          <w:tab w:val="num" w:pos="1440"/>
-        </w:tabs>
-        <w:ind w:left="1440" w:hanging="360"/>
+          <w:tab w:val="num" w:pos="1620"/>
+        </w:tabs>
+        <w:ind w:left="1620" w:hanging="360"/>
       </w:pPr>
       <w:rPr>
         <w:rFonts w:ascii="Courier New" w:hAnsi="Courier New" w:hint="default"/>
@@ -12116,9 +12788,9 @@
       <w:lvlJc w:val="left"/>
       <w:pPr>
         <w:tabs>
-          <w:tab w:val="num" w:pos="2160"/>
-        </w:tabs>
-        <w:ind w:left="2160" w:hanging="360"/>
+          <w:tab w:val="num" w:pos="2340"/>
+        </w:tabs>
+        <w:ind w:left="2340" w:hanging="360"/>
       </w:pPr>
       <w:rPr>
         <w:rFonts w:ascii="Wingdings" w:hAnsi="Wingdings" w:hint="default"/>
@@ -12132,9 +12804,9 @@
       <w:lvlJc w:val="left"/>
       <w:pPr>
         <w:tabs>
-          <w:tab w:val="num" w:pos="2880"/>
-        </w:tabs>
-        <w:ind w:left="2880" w:hanging="360"/>
+          <w:tab w:val="num" w:pos="3060"/>
+        </w:tabs>
+        <w:ind w:left="3060" w:hanging="360"/>
       </w:pPr>
       <w:rPr>
         <w:rFonts w:ascii="Wingdings" w:hAnsi="Wingdings" w:hint="default"/>
@@ -12148,9 +12820,9 @@
       <w:lvlJc w:val="left"/>
       <w:pPr>
         <w:tabs>
-          <w:tab w:val="num" w:pos="3600"/>
-        </w:tabs>
-        <w:ind w:left="3600" w:hanging="360"/>
+          <w:tab w:val="num" w:pos="3780"/>
+        </w:tabs>
+        <w:ind w:left="3780" w:hanging="360"/>
       </w:pPr>
       <w:rPr>
         <w:rFonts w:ascii="Wingdings" w:hAnsi="Wingdings" w:hint="default"/>
@@ -12164,9 +12836,9 @@
       <w:lvlJc w:val="left"/>
       <w:pPr>
         <w:tabs>
-          <w:tab w:val="num" w:pos="4320"/>
-        </w:tabs>
-        <w:ind w:left="4320" w:hanging="360"/>
+          <w:tab w:val="num" w:pos="4500"/>
+        </w:tabs>
+        <w:ind w:left="4500" w:hanging="360"/>
       </w:pPr>
       <w:rPr>
         <w:rFonts w:ascii="Wingdings" w:hAnsi="Wingdings" w:hint="default"/>
@@ -12180,9 +12852,9 @@
       <w:lvlJc w:val="left"/>
       <w:pPr>
         <w:tabs>
-          <w:tab w:val="num" w:pos="5040"/>
-        </w:tabs>
-        <w:ind w:left="5040" w:hanging="360"/>
+          <w:tab w:val="num" w:pos="5220"/>
+        </w:tabs>
+        <w:ind w:left="5220" w:hanging="360"/>
       </w:pPr>
       <w:rPr>
         <w:rFonts w:ascii="Wingdings" w:hAnsi="Wingdings" w:hint="default"/>
@@ -12196,9 +12868,9 @@
       <w:lvlJc w:val="left"/>
       <w:pPr>
         <w:tabs>
-          <w:tab w:val="num" w:pos="5760"/>
-        </w:tabs>
-        <w:ind w:left="5760" w:hanging="360"/>
+          <w:tab w:val="num" w:pos="5940"/>
+        </w:tabs>
+        <w:ind w:left="5940" w:hanging="360"/>
       </w:pPr>
       <w:rPr>
         <w:rFonts w:ascii="Wingdings" w:hAnsi="Wingdings" w:hint="default"/>
@@ -12212,9 +12884,9 @@
       <w:lvlJc w:val="left"/>
       <w:pPr>
         <w:tabs>
-          <w:tab w:val="num" w:pos="6480"/>
-        </w:tabs>
-        <w:ind w:left="6480" w:hanging="360"/>
+          <w:tab w:val="num" w:pos="6660"/>
+        </w:tabs>
+        <w:ind w:left="6660" w:hanging="360"/>
       </w:pPr>
       <w:rPr>
         <w:rFonts w:ascii="Wingdings" w:hAnsi="Wingdings" w:hint="default"/>
@@ -15140,7 +15812,6 @@
     <w:name w:val="Hyperlink"/>
     <w:basedOn w:val="DefaultParagraphFont"/>
     <w:uiPriority w:val="99"/>
-    <w:semiHidden/>
     <w:unhideWhenUsed/>
     <w:rsid w:val="007D7D67"/>
     <w:rPr>
@@ -15223,6 +15894,60 @@
       <w:sz w:val="20"/>
       <w:szCs w:val="20"/>
     </w:rPr>
+  </w:style>
+  <w:style w:type="character" w:styleId="UnresolvedMention">
+    <w:name w:val="Unresolved Mention"/>
+    <w:basedOn w:val="DefaultParagraphFont"/>
+    <w:uiPriority w:val="99"/>
+    <w:semiHidden/>
+    <w:unhideWhenUsed/>
+    <w:rsid w:val="0091511C"/>
+    <w:rPr>
+      <w:color w:val="605E5C"/>
+      <w:shd w:val="clear" w:color="auto" w:fill="E1DFDD"/>
+    </w:rPr>
+  </w:style>
+  <w:style w:type="character" w:styleId="FollowedHyperlink">
+    <w:name w:val="FollowedHyperlink"/>
+    <w:basedOn w:val="DefaultParagraphFont"/>
+    <w:uiPriority w:val="99"/>
+    <w:semiHidden/>
+    <w:unhideWhenUsed/>
+    <w:rsid w:val="0091511C"/>
+    <w:rPr>
+      <w:color w:val="96607D" w:themeColor="followedHyperlink"/>
+      <w:u w:val="single"/>
+    </w:rPr>
+  </w:style>
+  <w:style w:type="paragraph" w:styleId="Footer">
+    <w:name w:val="footer"/>
+    <w:basedOn w:val="Normal"/>
+    <w:link w:val="FooterChar"/>
+    <w:uiPriority w:val="99"/>
+    <w:unhideWhenUsed/>
+    <w:rsid w:val="00D373EF"/>
+    <w:pPr>
+      <w:tabs>
+        <w:tab w:val="center" w:pos="4680"/>
+        <w:tab w:val="right" w:pos="9360"/>
+      </w:tabs>
+      <w:spacing w:after="0" w:line="240" w:lineRule="auto"/>
+    </w:pPr>
+  </w:style>
+  <w:style w:type="character" w:customStyle="1" w:styleId="FooterChar">
+    <w:name w:val="Footer Char"/>
+    <w:basedOn w:val="DefaultParagraphFont"/>
+    <w:link w:val="Footer"/>
+    <w:uiPriority w:val="99"/>
+    <w:rsid w:val="00D373EF"/>
+  </w:style>
+  <w:style w:type="character" w:styleId="PageNumber">
+    <w:name w:val="page number"/>
+    <w:basedOn w:val="DefaultParagraphFont"/>
+    <w:uiPriority w:val="99"/>
+    <w:semiHidden/>
+    <w:unhideWhenUsed/>
+    <w:rsid w:val="00D373EF"/>
   </w:style>
 </w:styles>
 </file>
